--- a/0044_per_category_schemas/0044_per_category_schemas.docx
+++ b/0044_per_category_schemas/0044_per_category_schemas.docx
@@ -2,7 +2,7 @@
 <file path=word/document.xml><?xml version="1.0" encoding="utf-8"?>
 <w:document xmlns:w="http://schemas.openxmlformats.org/wordprocessingml/2006/main" xmlns:m="http://schemas.openxmlformats.org/officeDocument/2006/math" xmlns:r="http://schemas.openxmlformats.org/officeDocument/2006/relationships" xmlns:o="urn:schemas-microsoft-com:office:office" xmlns:v="urn:schemas-microsoft-com:vml" xmlns:w10="urn:schemas-microsoft-com:office:word" xmlns:a="http://schemas.openxmlformats.org/drawingml/2006/main" xmlns:pic="http://schemas.openxmlformats.org/drawingml/2006/picture" xmlns:wp="http://schemas.openxmlformats.org/drawingml/2006/wordprocessingDrawing">
   <w:body>
-    <w:bookmarkStart w:id="60" w:name="Xd18791babaf678a6fb8a639b68321bf275a3bd2"/>
+    <w:bookmarkStart w:id="64" w:name="Xd18791babaf678a6fb8a639b68321bf275a3bd2"/>
     <w:p>
       <w:pPr>
         <w:pStyle w:val="Heading1"/>
@@ -2192,7 +2192,7 @@
     </w:p>
     <w:bookmarkEnd w:id="18"/>
     <w:bookmarkEnd w:id="19"/>
-    <w:bookmarkStart w:id="25" w:name="shared-attribute-groups-v1.1-launch-set"/>
+    <w:bookmarkStart w:id="26" w:name="shared-attribute-groups-v1.1-launch-set"/>
     <w:p>
       <w:pPr>
         <w:pStyle w:val="Heading2"/>
@@ -2689,7 +2689,7 @@
       </w:r>
     </w:p>
     <w:bookmarkEnd w:id="21"/>
-    <w:bookmarkStart w:id="22" w:name="X968cec65941ec89284a796cdaaeaa2dd86c1d44"/>
+    <w:bookmarkStart w:id="23" w:name="X968cec65941ec89284a796cdaaeaa2dd86c1d44"/>
     <w:p>
       <w:pPr>
         <w:pStyle w:val="Heading3"/>
@@ -2823,7 +2823,7 @@
         <w:rPr>
           <w:rStyle w:val="VerbatimChar"/>
         </w:rPr>
-        <w:t xml:space="preserve">  "travel_radius_km_from_base": { "type": "int" },</w:t>
+        <w:t xml:space="preserve">  "travel_radius_km_from_base": { "type": "int", "label": "Service radius (km from base) — the LOCAL-DEFAULT serves-area gate (auto-covers nearby cities); combine with the service_regions tags below for declared far coverage; tier-bound Free 10 / Pro 20 / Business 50 / Enterprise 100" },</w:t>
       </w:r>
       <w:r>
         <w:br/>
@@ -2871,8 +2871,400 @@
         <w:t xml:space="preserve">every canonical_service (universal).</w:t>
       </w:r>
     </w:p>
-    <w:bookmarkEnd w:id="22"/>
-    <w:bookmarkStart w:id="23" w:name="Xe938523144fec5020ad333a75a31e0708fb27dd"/>
+    <w:p>
+      <w:pPr>
+        <w:pStyle w:val="BlockText"/>
+      </w:pPr>
+      <w:r>
+        <w:rPr>
+          <w:b/>
+          <w:bCs/>
+        </w:rPr>
+        <w:t xml:space="preserve">⚠ Serves-area = proximity OR declared tag — HYBRID (correction 2026-06-04, amended same-day PM · supersedes both</w:t>
+      </w:r>
+      <w:r>
+        <w:rPr>
+          <w:b/>
+          <w:bCs/>
+        </w:rPr>
+        <w:t xml:space="preserve"> </w:t>
+      </w:r>
+      <w:r>
+        <w:rPr>
+          <w:b/>
+          <w:bCs/>
+        </w:rPr>
+        <w:t xml:space="preserve">“derive region so the area-filter works”</w:t>
+      </w:r>
+      <w:r>
+        <w:rPr>
+          <w:b/>
+          <w:bCs/>
+        </w:rPr>
+        <w:t xml:space="preserve"> </w:t>
+      </w:r>
+      <w:r>
+        <w:rPr>
+          <w:b/>
+          <w:bCs/>
+        </w:rPr>
+        <w:t xml:space="preserve">AND the radius-only first pass).</w:t>
+      </w:r>
+      <w:r>
+        <w:t xml:space="preserve"> </w:t>
+      </w:r>
+      <w:r>
+        <w:t xml:space="preserve">The</w:t>
+      </w:r>
+      <w:r>
+        <w:t xml:space="preserve"> </w:t>
+      </w:r>
+      <w:r>
+        <w:t xml:space="preserve">“this vendor serves my area”</w:t>
+      </w:r>
+      <w:r>
+        <w:t xml:space="preserve"> </w:t>
+      </w:r>
+      <w:r>
+        <w:t xml:space="preserve">hard filter is</w:t>
+      </w:r>
+      <w:r>
+        <w:t xml:space="preserve"> </w:t>
+      </w:r>
+      <w:r>
+        <w:rPr>
+          <w:rStyle w:val="VerbatimChar"/>
+          <w:b/>
+          <w:bCs/>
+        </w:rPr>
+        <w:t xml:space="preserve">haversine(reception_anchor, vendor_base) ≤ travel_radius_km_from_base</w:t>
+      </w:r>
+      <w:r>
+        <w:rPr>
+          <w:b/>
+          <w:bCs/>
+        </w:rPr>
+        <w:t xml:space="preserve"> </w:t>
+      </w:r>
+      <w:r>
+        <w:rPr>
+          <w:b/>
+          <w:bCs/>
+        </w:rPr>
+        <w:t xml:space="preserve">OR</w:t>
+      </w:r>
+      <w:r>
+        <w:rPr>
+          <w:b/>
+          <w:bCs/>
+        </w:rPr>
+        <w:t xml:space="preserve"> </w:t>
+      </w:r>
+      <w:r>
+        <w:rPr>
+          <w:rStyle w:val="VerbatimChar"/>
+          <w:b/>
+          <w:bCs/>
+        </w:rPr>
+        <w:t xml:space="preserve">area ∈ service_regions</w:t>
+      </w:r>
+      <w:r>
+        <w:t xml:space="preserve">, anchored on the couple’s</w:t>
+      </w:r>
+      <w:r>
+        <w:t xml:space="preserve"> </w:t>
+      </w:r>
+      <w:r>
+        <w:rPr>
+          <w:b/>
+          <w:bCs/>
+        </w:rPr>
+        <w:t xml:space="preserve">chosen reception venue coords</w:t>
+      </w:r>
+      <w:r>
+        <w:t xml:space="preserve"> </w:t>
+      </w:r>
+      <w:r>
+        <w:t xml:space="preserve">(</w:t>
+      </w:r>
+      <w:r>
+        <w:rPr>
+          <w:rStyle w:val="VerbatimChar"/>
+        </w:rPr>
+        <w:t xml:space="preserve">events.venue_latitude/longitude</w:t>
+      </w:r>
+      <w:r>
+        <w:t xml:space="preserve"> </w:t>
+      </w:r>
+      <w:r>
+        <w:t xml:space="preserve">— the stored anchor; see</w:t>
+      </w:r>
+      <w:r>
+        <w:t xml:space="preserve"> </w:t>
+      </w:r>
+      <w:hyperlink r:id="rId22">
+        <w:r>
+          <w:rPr>
+            <w:rStyle w:val="Hyperlink"/>
+          </w:rPr>
+          <w:t xml:space="preserve">Vendor_Match_Personalization §2b</w:t>
+        </w:r>
+      </w:hyperlink>
+      <w:r>
+        <w:t xml:space="preserve"> </w:t>
+      </w:r>
+      <w:r>
+        <w:t xml:space="preserve">+ DECISION_LOG 2026-06-04).</w:t>
+      </w:r>
+      <w:r>
+        <w:t xml:space="preserve"> </w:t>
+      </w:r>
+      <w:r>
+        <w:rPr>
+          <w:rStyle w:val="VerbatimChar"/>
+          <w:b/>
+          <w:bCs/>
+        </w:rPr>
+        <w:t xml:space="preserve">service_regions</w:t>
+      </w:r>
+      <w:r>
+        <w:rPr>
+          <w:b/>
+          <w:bCs/>
+        </w:rPr>
+        <w:t xml:space="preserve"> </w:t>
+      </w:r>
+      <w:r>
+        <w:rPr>
+          <w:b/>
+          <w:bCs/>
+        </w:rPr>
+        <w:t xml:space="preserve">is now AUTHORITATIVE — part of the gate, not display-only:</w:t>
+      </w:r>
+      <w:r>
+        <w:t xml:space="preserve"> </w:t>
+      </w:r>
+      <w:r>
+        <w:t xml:space="preserve">it holds the vendor’s</w:t>
+      </w:r>
+      <w:r>
+        <w:t xml:space="preserve"> </w:t>
+      </w:r>
+      <w:r>
+        <w:rPr>
+          <w:b/>
+          <w:bCs/>
+        </w:rPr>
+        <w:t xml:space="preserve">explicit served areas</w:t>
+      </w:r>
+      <w:r>
+        <w:t xml:space="preserve"> </w:t>
+      </w:r>
+      <w:r>
+        <w:t xml:space="preserve">at</w:t>
+      </w:r>
+      <w:r>
+        <w:t xml:space="preserve"> </w:t>
+      </w:r>
+      <w:r>
+        <w:rPr>
+          <w:b/>
+          <w:bCs/>
+        </w:rPr>
+        <w:t xml:space="preserve">region OR city grain</w:t>
+      </w:r>
+      <w:r>
+        <w:t xml:space="preserve"> </w:t>
+      </w:r>
+      <w:r>
+        <w:t xml:space="preserve">(extend the options with key cities so</w:t>
+      </w:r>
+      <w:r>
+        <w:t xml:space="preserve"> </w:t>
+      </w:r>
+      <w:r>
+        <w:t xml:space="preserve">“serves Quezon City”</w:t>
+      </w:r>
+      <w:r>
+        <w:t xml:space="preserve"> </w:t>
+      </w:r>
+      <w:r>
+        <w:t xml:space="preserve">is expressible exactly), and a couple’s chosen</w:t>
+      </w:r>
+      <w:r>
+        <w:t xml:space="preserve"> </w:t>
+      </w:r>
+      <w:r>
+        <w:rPr>
+          <w:b/>
+          <w:bCs/>
+        </w:rPr>
+        <w:t xml:space="preserve">city matches if the city, or its region, is in this set</w:t>
+      </w:r>
+      <w:r>
+        <w:t xml:space="preserve"> </w:t>
+      </w:r>
+      <w:r>
+        <w:t xml:space="preserve">— so a La-Union-based caterer who tags</w:t>
+      </w:r>
+      <w:r>
+        <w:t xml:space="preserve"> </w:t>
+      </w:r>
+      <w:r>
+        <w:rPr>
+          <w:rStyle w:val="VerbatimChar"/>
+        </w:rPr>
+        <w:t xml:space="preserve">quezon_city</w:t>
+      </w:r>
+      <w:r>
+        <w:t xml:space="preserve">/</w:t>
+      </w:r>
+      <w:r>
+        <w:rPr>
+          <w:rStyle w:val="VerbatimChar"/>
+        </w:rPr>
+        <w:t xml:space="preserve">metro_manila</w:t>
+      </w:r>
+      <w:r>
+        <w:t xml:space="preserve"> </w:t>
+      </w:r>
+      <w:r>
+        <w:t xml:space="preserve">serves a QC wedding even though it’s &gt;100km from base (radius alone would miss it). The radius stays the</w:t>
+      </w:r>
+      <w:r>
+        <w:t xml:space="preserve"> </w:t>
+      </w:r>
+      <w:r>
+        <w:rPr>
+          <w:b/>
+          <w:bCs/>
+        </w:rPr>
+        <w:t xml:space="preserve">local default</w:t>
+      </w:r>
+      <w:r>
+        <w:t xml:space="preserve"> </w:t>
+      </w:r>
+      <w:r>
+        <w:t xml:space="preserve">(auto-covers nearby cities so vendors needn’t enumerate them); tags add</w:t>
+      </w:r>
+      <w:r>
+        <w:t xml:space="preserve"> </w:t>
+      </w:r>
+      <w:r>
+        <w:rPr>
+          <w:b/>
+          <w:bCs/>
+        </w:rPr>
+        <w:t xml:space="preserve">declared far coverage</w:t>
+      </w:r>
+      <w:r>
+        <w:t xml:space="preserve">, declared</w:t>
+      </w:r>
+      <w:r>
+        <w:t xml:space="preserve"> </w:t>
+      </w:r>
+      <w:r>
+        <w:rPr>
+          <w:b/>
+          <w:bCs/>
+        </w:rPr>
+        <w:t xml:space="preserve">per service</w:t>
+      </w:r>
+      <w:r>
+        <w:t xml:space="preserve">. It is</w:t>
+      </w:r>
+      <w:r>
+        <w:t xml:space="preserve"> </w:t>
+      </w:r>
+      <w:r>
+        <w:rPr>
+          <w:b/>
+          <w:bCs/>
+        </w:rPr>
+        <w:t xml:space="preserve">not</w:t>
+      </w:r>
+      <w:r>
+        <w:t xml:space="preserve"> </w:t>
+      </w:r>
+      <w:r>
+        <w:t xml:space="preserve">region-membership matching: only the vendor’s</w:t>
+      </w:r>
+      <w:r>
+        <w:t xml:space="preserve"> </w:t>
+      </w:r>
+      <w:r>
+        <w:rPr>
+          <w:i/>
+          <w:iCs/>
+        </w:rPr>
+        <w:t xml:space="preserve">explicit</w:t>
+      </w:r>
+      <w:r>
+        <w:t xml:space="preserve"> </w:t>
+      </w:r>
+      <w:r>
+        <w:t xml:space="preserve">tag counts, never an auto-derived HQ-region bucket;</w:t>
+      </w:r>
+      <w:r>
+        <w:t xml:space="preserve"> </w:t>
+      </w:r>
+      <w:r>
+        <w:rPr>
+          <w:rStyle w:val="VerbatimChar"/>
+        </w:rPr>
+        <w:t xml:space="preserve">events.region</w:t>
+      </w:r>
+      <w:r>
+        <w:t xml:space="preserve"> </w:t>
+      </w:r>
+      <w:r>
+        <w:t xml:space="preserve">is</w:t>
+      </w:r>
+      <w:r>
+        <w:t xml:space="preserve"> </w:t>
+      </w:r>
+      <w:r>
+        <w:rPr>
+          <w:b/>
+          <w:bCs/>
+        </w:rPr>
+        <w:t xml:space="preserve">not</w:t>
+      </w:r>
+      <w:r>
+        <w:t xml:space="preserve"> </w:t>
+      </w:r>
+      <w:r>
+        <w:t xml:space="preserve">a filter column. Two V1 implementation calls: distance is</w:t>
+      </w:r>
+      <w:r>
+        <w:t xml:space="preserve"> </w:t>
+      </w:r>
+      <w:r>
+        <w:rPr>
+          <w:b/>
+          <w:bCs/>
+        </w:rPr>
+        <w:t xml:space="preserve">straight-line (haversine)</w:t>
+      </w:r>
+      <w:r>
+        <w:t xml:space="preserve">, drive-time is a V2 upgrade; out-of-range vendors are</w:t>
+      </w:r>
+      <w:r>
+        <w:t xml:space="preserve"> </w:t>
+      </w:r>
+      <w:r>
+        <w:rPr>
+          <w:b/>
+          <w:bCs/>
+        </w:rPr>
+        <w:t xml:space="preserve">hidden with a count + names</w:t>
+      </w:r>
+      <w:r>
+        <w:t xml:space="preserve">, not greyed in place.</w:t>
+      </w:r>
+    </w:p>
+    <w:bookmarkEnd w:id="23"/>
+    <w:bookmarkStart w:id="24" w:name="Xe938523144fec5020ad333a75a31e0708fb27dd"/>
     <w:p>
       <w:pPr>
         <w:pStyle w:val="Heading3"/>
@@ -3012,8 +3404,8 @@
         <w:t xml:space="preserve">CTA only.</w:t>
       </w:r>
     </w:p>
-    <w:bookmarkEnd w:id="23"/>
-    <w:bookmarkStart w:id="24" w:name="Xa8bfcc2b6d1efcf78ed3d323f8ae9934ec3455f"/>
+    <w:bookmarkEnd w:id="24"/>
+    <w:bookmarkStart w:id="25" w:name="Xa8bfcc2b6d1efcf78ed3d323f8ae9934ec3455f"/>
     <w:p>
       <w:pPr>
         <w:pStyle w:val="Heading3"/>
@@ -3121,9 +3513,9 @@
         </w:pict>
       </w:r>
     </w:p>
-    <w:bookmarkEnd w:id="24"/>
     <w:bookmarkEnd w:id="25"/>
-    <w:bookmarkStart w:id="42" w:name="X2200cb9be32fe3b0a5c7b1957efaf814dc33248"/>
+    <w:bookmarkEnd w:id="26"/>
+    <w:bookmarkStart w:id="45" w:name="X2200cb9be32fe3b0a5c7b1957efaf814dc33248"/>
     <w:p>
       <w:pPr>
         <w:pStyle w:val="Heading2"/>
@@ -3132,7 +3524,7 @@
         <w:t xml:space="preserve">Category-specific attribute schemas (V1.1 launch set — top 15 canonical_services)</w:t>
       </w:r>
     </w:p>
-    <w:bookmarkStart w:id="26" w:name="catering"/>
+    <w:bookmarkStart w:id="27" w:name="catering"/>
     <w:p>
       <w:pPr>
         <w:pStyle w:val="Heading3"/>
@@ -3443,8 +3835,8 @@
         <w:t xml:space="preserve">}</w:t>
       </w:r>
     </w:p>
-    <w:bookmarkEnd w:id="26"/>
-    <w:bookmarkStart w:id="27" w:name="photography"/>
+    <w:bookmarkEnd w:id="27"/>
+    <w:bookmarkStart w:id="28" w:name="photography"/>
     <w:p>
       <w:pPr>
         <w:pStyle w:val="Heading3"/>
@@ -3710,8 +4102,8 @@
         <w:t xml:space="preserve">}</w:t>
       </w:r>
     </w:p>
-    <w:bookmarkEnd w:id="27"/>
-    <w:bookmarkStart w:id="28" w:name="videography"/>
+    <w:bookmarkEnd w:id="28"/>
+    <w:bookmarkStart w:id="29" w:name="videography"/>
     <w:p>
       <w:pPr>
         <w:pStyle w:val="Heading3"/>
@@ -3815,8 +4207,8 @@
         <w:t xml:space="preserve">}</w:t>
       </w:r>
     </w:p>
-    <w:bookmarkEnd w:id="28"/>
-    <w:bookmarkStart w:id="29" w:name="bridal_gown_custom"/>
+    <w:bookmarkEnd w:id="29"/>
+    <w:bookmarkStart w:id="30" w:name="bridal_gown_custom"/>
     <w:p>
       <w:pPr>
         <w:pStyle w:val="Heading3"/>
@@ -4199,8 +4591,8 @@
         <w:t xml:space="preserve">}</w:t>
       </w:r>
     </w:p>
-    <w:bookmarkEnd w:id="29"/>
-    <w:bookmarkStart w:id="30" w:name="band_live_music"/>
+    <w:bookmarkEnd w:id="30"/>
+    <w:bookmarkStart w:id="31" w:name="band_live_music"/>
     <w:p>
       <w:pPr>
         <w:pStyle w:val="Heading3"/>
@@ -4403,8 +4795,8 @@
         <w:t xml:space="preserve">}</w:t>
       </w:r>
     </w:p>
-    <w:bookmarkEnd w:id="30"/>
-    <w:bookmarkStart w:id="31" w:name="host_emcee"/>
+    <w:bookmarkEnd w:id="31"/>
+    <w:bookmarkStart w:id="32" w:name="host_emcee"/>
     <w:p>
       <w:pPr>
         <w:pStyle w:val="Heading3"/>
@@ -4670,8 +5062,8 @@
         <w:t xml:space="preserve">}</w:t>
       </w:r>
     </w:p>
-    <w:bookmarkEnd w:id="31"/>
-    <w:bookmarkStart w:id="32" w:name="wedding_coordination"/>
+    <w:bookmarkEnd w:id="32"/>
+    <w:bookmarkStart w:id="33" w:name="wedding_coordination"/>
     <w:p>
       <w:pPr>
         <w:pStyle w:val="Heading3"/>
@@ -4838,8 +5230,8 @@
         <w:t xml:space="preserve">}</w:t>
       </w:r>
     </w:p>
-    <w:bookmarkEnd w:id="32"/>
-    <w:bookmarkStart w:id="33" w:name="florals"/>
+    <w:bookmarkEnd w:id="33"/>
+    <w:bookmarkStart w:id="34" w:name="florals"/>
     <w:p>
       <w:pPr>
         <w:pStyle w:val="Heading3"/>
@@ -4988,8 +5380,8 @@
         <w:t xml:space="preserve">}</w:t>
       </w:r>
     </w:p>
-    <w:bookmarkEnd w:id="33"/>
-    <w:bookmarkStart w:id="35" w:name="stylist_decorator"/>
+    <w:bookmarkEnd w:id="34"/>
+    <w:bookmarkStart w:id="36" w:name="stylist_decorator"/>
     <w:p>
       <w:pPr>
         <w:pStyle w:val="Heading3"/>
@@ -5316,7 +5708,7 @@
       <w:r>
         <w:t xml:space="preserve"> </w:t>
       </w:r>
-      <w:hyperlink r:id="rId34">
+      <w:hyperlink r:id="rId35">
         <w:r>
           <w:rPr>
             <w:rStyle w:val="Hyperlink"/>
@@ -5366,8 +5758,8 @@
         <w:t xml:space="preserve">sub-tags (classic / mirror / 360 / etc.) — one attribute, multiple downstream consumers.</w:t>
       </w:r>
     </w:p>
-    <w:bookmarkEnd w:id="35"/>
-    <w:bookmarkStart w:id="36" w:name="Xc78110530cf82f229b04ae5332bf1c4ba8f9b08"/>
+    <w:bookmarkEnd w:id="36"/>
+    <w:bookmarkStart w:id="37" w:name="Xc78110530cf82f229b04ae5332bf1c4ba8f9b08"/>
     <w:p>
       <w:pPr>
         <w:pStyle w:val="Heading3"/>
@@ -5557,8 +5949,8 @@
         <w:t xml:space="preserve">}</w:t>
       </w:r>
     </w:p>
-    <w:bookmarkEnd w:id="36"/>
-    <w:bookmarkStart w:id="37" w:name="mobile_bar"/>
+    <w:bookmarkEnd w:id="37"/>
+    <w:bookmarkStart w:id="38" w:name="mobile_bar"/>
     <w:p>
       <w:pPr>
         <w:pStyle w:val="Heading3"/>
@@ -5707,8 +6099,8 @@
         <w:t xml:space="preserve">}</w:t>
       </w:r>
     </w:p>
-    <w:bookmarkEnd w:id="37"/>
-    <w:bookmarkStart w:id="38" w:name="coffee_booth"/>
+    <w:bookmarkEnd w:id="38"/>
+    <w:bookmarkStart w:id="39" w:name="coffee_booth"/>
     <w:p>
       <w:pPr>
         <w:pStyle w:val="Heading3"/>
@@ -5884,8 +6276,8 @@
         <w:t xml:space="preserve">}</w:t>
       </w:r>
     </w:p>
-    <w:bookmarkEnd w:id="38"/>
-    <w:bookmarkStart w:id="39" w:name="officiant_priest_minister"/>
+    <w:bookmarkEnd w:id="39"/>
+    <w:bookmarkStart w:id="40" w:name="officiant_priest_minister"/>
     <w:p>
       <w:pPr>
         <w:pStyle w:val="Heading3"/>
@@ -6034,8 +6426,8 @@
         <w:t xml:space="preserve">}</w:t>
       </w:r>
     </w:p>
-    <w:bookmarkEnd w:id="39"/>
-    <w:bookmarkStart w:id="40" w:name="X949944b2bf0db6fa169a58250ad1eb006fca6a2"/>
+    <w:bookmarkEnd w:id="40"/>
+    <w:bookmarkStart w:id="41" w:name="X949944b2bf0db6fa169a58250ad1eb006fca6a2"/>
     <w:p>
       <w:pPr>
         <w:pStyle w:val="Heading3"/>
@@ -6193,8 +6585,8 @@
         <w:t xml:space="preserve">}</w:t>
       </w:r>
     </w:p>
-    <w:bookmarkEnd w:id="40"/>
-    <w:bookmarkStart w:id="41" w:name="wedding_cake"/>
+    <w:bookmarkEnd w:id="41"/>
+    <w:bookmarkStart w:id="42" w:name="wedding_cake"/>
     <w:p>
       <w:pPr>
         <w:pStyle w:val="Heading3"/>
@@ -6343,12 +6735,1017 @@
         <w:t xml:space="preserve">}</w:t>
       </w:r>
     </w:p>
+    <w:bookmarkEnd w:id="42"/>
+    <w:bookmarkStart w:id="43" w:name="Xf29bed2c51832571dd6774836eec3c1a394068a"/>
+    <w:p>
+      <w:pPr>
+        <w:pStyle w:val="Heading3"/>
+      </w:pPr>
+      <w:r>
+        <w:rPr>
+          <w:rStyle w:val="VerbatimChar"/>
+        </w:rPr>
+        <w:t xml:space="preserve">reception_venue</w:t>
+      </w:r>
+      <w:r>
+        <w:t xml:space="preserve"> </w:t>
+      </w:r>
+      <w:r>
+        <w:t xml:space="preserve">(the owner’s flagship · added 2026-06-04)</w:t>
+      </w:r>
+    </w:p>
     <w:p>
       <w:pPr>
         <w:pStyle w:val="FirstParagraph"/>
       </w:pPr>
       <w:r>
-        <w:t xml:space="preserve">V1.1 schemas above cover ~15 of ~115 canonical_services. Remaining schemas (entourage_attire, drone, prenup_shoot, lighting_sound, choir_string_quartet, transportation_guest_shuttle, invitation_print, stationery_signage, souvenirs_giveaways, wedding_rings, honeymoon_planner, dessert_station, live_cooking_station, lechonero, tea_ceremony_station, plus the</w:t>
+        <w:t xml:space="preserve">The reception venue is the couple’s</w:t>
+      </w:r>
+      <w:r>
+        <w:t xml:space="preserve"> </w:t>
+      </w:r>
+      <w:r>
+        <w:rPr>
+          <w:b/>
+          <w:bCs/>
+        </w:rPr>
+        <w:t xml:space="preserve">distance anchor</w:t>
+      </w:r>
+      <w:r>
+        <w:t xml:space="preserve"> </w:t>
+      </w:r>
+      <w:r>
+        <w:t xml:space="preserve">for every other vendor (its coords are stored on</w:t>
+      </w:r>
+      <w:r>
+        <w:t xml:space="preserve"> </w:t>
+      </w:r>
+      <w:r>
+        <w:rPr>
+          <w:rStyle w:val="VerbatimChar"/>
+        </w:rPr>
+        <w:t xml:space="preserve">events</w:t>
+      </w:r>
+      <w:r>
+        <w:t xml:space="preserve">, see</w:t>
+      </w:r>
+      <w:r>
+        <w:t xml:space="preserve"> </w:t>
+      </w:r>
+      <w:r>
+        <w:rPr>
+          <w:rStyle w:val="VerbatimChar"/>
+        </w:rPr>
+        <w:t xml:space="preserve">geographic_service_areas</w:t>
+      </w:r>
+      <w:r>
+        <w:t xml:space="preserve"> </w:t>
+      </w:r>
+      <w:r>
+        <w:t xml:space="preserve">note above). Its</w:t>
+      </w:r>
+      <w:r>
+        <w:t xml:space="preserve"> </w:t>
+      </w:r>
+      <w:r>
+        <w:rPr>
+          <w:b/>
+          <w:bCs/>
+        </w:rPr>
+        <w:t xml:space="preserve">venue-type enum reconciles + supersedes the legacy</w:t>
+      </w:r>
+      <w:r>
+        <w:rPr>
+          <w:b/>
+          <w:bCs/>
+        </w:rPr>
+        <w:t xml:space="preserve"> </w:t>
+      </w:r>
+      <w:r>
+        <w:rPr>
+          <w:rStyle w:val="VerbatimChar"/>
+          <w:b/>
+          <w:bCs/>
+        </w:rPr>
+        <w:t xml:space="preserve">venue_setting</w:t>
+      </w:r>
+      <w:r>
+        <w:rPr>
+          <w:b/>
+          <w:bCs/>
+        </w:rPr>
+        <w:t xml:space="preserve"> </w:t>
+      </w:r>
+      <w:r>
+        <w:rPr>
+          <w:b/>
+          <w:bCs/>
+        </w:rPr>
+        <w:t xml:space="preserve">enum</w:t>
+      </w:r>
+      <w:r>
+        <w:t xml:space="preserve"> </w:t>
+      </w:r>
+      <w:r>
+        <w:t xml:space="preserve">from 0006 (the owner’s reception list is richer).</w:t>
+      </w:r>
+      <w:r>
+        <w:t xml:space="preserve"> </w:t>
+      </w:r>
+      <w:r>
+        <w:rPr>
+          <w:rStyle w:val="VerbatimChar"/>
+          <w:b/>
+          <w:bCs/>
+        </w:rPr>
+        <w:t xml:space="preserve">civil_registrar</w:t>
+      </w:r>
+      <w:r>
+        <w:rPr>
+          <w:b/>
+          <w:bCs/>
+        </w:rPr>
+        <w:t xml:space="preserve"> </w:t>
+      </w:r>
+      <w:r>
+        <w:rPr>
+          <w:b/>
+          <w:bCs/>
+        </w:rPr>
+        <w:t xml:space="preserve">does NOT belong here — it is a</w:t>
+      </w:r>
+      <w:r>
+        <w:rPr>
+          <w:b/>
+          <w:bCs/>
+        </w:rPr>
+        <w:t xml:space="preserve"> </w:t>
+      </w:r>
+      <w:r>
+        <w:rPr>
+          <w:b/>
+          <w:bCs/>
+          <w:i/>
+          <w:iCs/>
+        </w:rPr>
+        <w:t xml:space="preserve">ceremony</w:t>
+      </w:r>
+      <w:r>
+        <w:rPr>
+          <w:b/>
+          <w:bCs/>
+        </w:rPr>
+        <w:t xml:space="preserve"> </w:t>
+      </w:r>
+      <w:r>
+        <w:rPr>
+          <w:b/>
+          <w:bCs/>
+        </w:rPr>
+        <w:t xml:space="preserve">setting</w:t>
+      </w:r>
+      <w:r>
+        <w:t xml:space="preserve"> </w:t>
+      </w:r>
+      <w:r>
+        <w:t xml:space="preserve">(see</w:t>
+      </w:r>
+      <w:r>
+        <w:t xml:space="preserve"> </w:t>
+      </w:r>
+      <w:r>
+        <w:rPr>
+          <w:rStyle w:val="VerbatimChar"/>
+        </w:rPr>
+        <w:t xml:space="preserve">ceremony_venue</w:t>
+      </w:r>
+      <w:r>
+        <w:t xml:space="preserve"> </w:t>
+      </w:r>
+      <w:r>
+        <w:t xml:space="preserve">below); keeping the two axes separate is the core of this reconciliation.</w:t>
+      </w:r>
+    </w:p>
+    <w:p>
+      <w:pPr>
+        <w:pStyle w:val="SourceCode"/>
+      </w:pPr>
+      <w:r>
+        <w:rPr>
+          <w:rStyle w:val="VerbatimChar"/>
+        </w:rPr>
+        <w:t xml:space="preserve">{</w:t>
+      </w:r>
+      <w:r>
+        <w:br/>
+      </w:r>
+      <w:r>
+        <w:rPr>
+          <w:rStyle w:val="VerbatimChar"/>
+        </w:rPr>
+        <w:t xml:space="preserve">  "shared_attribute_groups": ["faith_compatibility", "geographic_service_areas", "pricing_signal", "vendor_credentials"],</w:t>
+      </w:r>
+      <w:r>
+        <w:br/>
+      </w:r>
+      <w:r>
+        <w:rPr>
+          <w:rStyle w:val="VerbatimChar"/>
+        </w:rPr>
+        <w:t xml:space="preserve">  "category_specific_attributes": {</w:t>
+      </w:r>
+      <w:r>
+        <w:br/>
+      </w:r>
+      <w:r>
+        <w:rPr>
+          <w:rStyle w:val="VerbatimChar"/>
+        </w:rPr>
+        <w:t xml:space="preserve">    "venue_types": {</w:t>
+      </w:r>
+      <w:r>
+        <w:br/>
+      </w:r>
+      <w:r>
+        <w:rPr>
+          <w:rStyle w:val="VerbatimChar"/>
+        </w:rPr>
+        <w:t xml:space="preserve">      "type": "multi_select",</w:t>
+      </w:r>
+      <w:r>
+        <w:br/>
+      </w:r>
+      <w:r>
+        <w:rPr>
+          <w:rStyle w:val="VerbatimChar"/>
+        </w:rPr>
+        <w:t xml:space="preserve">      "label": "Reception venue type (supersedes legacy `venue_setting`)",</w:t>
+      </w:r>
+      <w:r>
+        <w:br/>
+      </w:r>
+      <w:r>
+        <w:rPr>
+          <w:rStyle w:val="VerbatimChar"/>
+        </w:rPr>
+        <w:t xml:space="preserve">      "options": [</w:t>
+      </w:r>
+      <w:r>
+        <w:br/>
+      </w:r>
+      <w:r>
+        <w:rPr>
+          <w:rStyle w:val="VerbatimChar"/>
+        </w:rPr>
+        <w:t xml:space="preserve">        "hotel_ballroom_function_hall", "events_place_pavilion", "convention_exhibition_center",</w:t>
+      </w:r>
+      <w:r>
+        <w:br/>
+      </w:r>
+      <w:r>
+        <w:rPr>
+          <w:rStyle w:val="VerbatimChar"/>
+        </w:rPr>
+        <w:t xml:space="preserve">        "garden", "beach_waterfront", "resort_destination", "heritage_hacienda",</w:t>
+      </w:r>
+      <w:r>
+        <w:br/>
+      </w:r>
+      <w:r>
+        <w:rPr>
+          <w:rStyle w:val="VerbatimChar"/>
+        </w:rPr>
+        <w:t xml:space="preserve">        "restaurant_private_dining", "tent_open_field", "clubhouse"</w:t>
+      </w:r>
+      <w:r>
+        <w:br/>
+      </w:r>
+      <w:r>
+        <w:rPr>
+          <w:rStyle w:val="VerbatimChar"/>
+        </w:rPr>
+        <w:t xml:space="preserve">      ]</w:t>
+      </w:r>
+      <w:r>
+        <w:br/>
+      </w:r>
+      <w:r>
+        <w:rPr>
+          <w:rStyle w:val="VerbatimChar"/>
+        </w:rPr>
+        <w:t xml:space="preserve">    },</w:t>
+      </w:r>
+      <w:r>
+        <w:br/>
+      </w:r>
+      <w:r>
+        <w:rPr>
+          <w:rStyle w:val="VerbatimChar"/>
+        </w:rPr>
+        <w:t xml:space="preserve">    "indoor_outdoor": { "type": "enum", "options": ["indoor", "outdoor", "either"] },</w:t>
+      </w:r>
+      <w:r>
+        <w:br/>
+      </w:r>
+      <w:r>
+        <w:rPr>
+          <w:rStyle w:val="VerbatimChar"/>
+        </w:rPr>
+        <w:t xml:space="preserve">    "seated_capacity_min": { "type": "int", "label": "Min seated capacity" },</w:t>
+      </w:r>
+      <w:r>
+        <w:br/>
+      </w:r>
+      <w:r>
+        <w:rPr>
+          <w:rStyle w:val="VerbatimChar"/>
+        </w:rPr>
+        <w:t xml:space="preserve">    "seated_capacity_max": { "type": "int", "label": "Max seated capacity — drives the capacity-bound pax hard-filter (seats ≥ pax)" },</w:t>
+      </w:r>
+      <w:r>
+        <w:br/>
+      </w:r>
+      <w:r>
+        <w:rPr>
+          <w:rStyle w:val="VerbatimChar"/>
+        </w:rPr>
+        <w:t xml:space="preserve">    "in_house_catering": {</w:t>
+      </w:r>
+      <w:r>
+        <w:br/>
+      </w:r>
+      <w:r>
+        <w:rPr>
+          <w:rStyle w:val="VerbatimChar"/>
+        </w:rPr>
+        <w:t xml:space="preserve">      "type": "enum",</w:t>
+      </w:r>
+      <w:r>
+        <w:br/>
+      </w:r>
+      <w:r>
+        <w:rPr>
+          <w:rStyle w:val="VerbatimChar"/>
+        </w:rPr>
+        <w:t xml:space="preserve">      "label": "In-house catering (the PH wrinkle — affects the couple's separate Catering match)",</w:t>
+      </w:r>
+      <w:r>
+        <w:br/>
+      </w:r>
+      <w:r>
+        <w:rPr>
+          <w:rStyle w:val="VerbatimChar"/>
+        </w:rPr>
+        <w:t xml:space="preserve">      "options": ["required_in_house_only", "in_house_available_byo_allowed", "byo_caterer_only_no_in_house"]</w:t>
+      </w:r>
+      <w:r>
+        <w:br/>
+      </w:r>
+      <w:r>
+        <w:rPr>
+          <w:rStyle w:val="VerbatimChar"/>
+        </w:rPr>
+        <w:t xml:space="preserve">    },</w:t>
+      </w:r>
+      <w:r>
+        <w:br/>
+      </w:r>
+      <w:r>
+        <w:rPr>
+          <w:rStyle w:val="VerbatimChar"/>
+        </w:rPr>
+        <w:t xml:space="preserve">    "corkage_or_byo_fee_centavos": { "type": "int", "required_if": "in_house_catering=in_house_available_byo_allowed" },</w:t>
+      </w:r>
+      <w:r>
+        <w:br/>
+      </w:r>
+      <w:r>
+        <w:rPr>
+          <w:rStyle w:val="VerbatimChar"/>
+        </w:rPr>
+        <w:t xml:space="preserve">    "gender_separated_capable": { "type": "boolean", "label": "Can run a gender-separated reception (Muslim protocol — feeds faith_compatibility)" }</w:t>
+      </w:r>
+      <w:r>
+        <w:br/>
+      </w:r>
+      <w:r>
+        <w:rPr>
+          <w:rStyle w:val="VerbatimChar"/>
+        </w:rPr>
+        <w:t xml:space="preserve">  },</w:t>
+      </w:r>
+      <w:r>
+        <w:br/>
+      </w:r>
+      <w:r>
+        <w:rPr>
+          <w:rStyle w:val="VerbatimChar"/>
+        </w:rPr>
+        <w:t xml:space="preserve">  "filter_facets": ["venue_types", "indoor_outdoor", "seated_capacity_max", "in_house_catering", "faith_compatibility", "starting_price_centavos", "service_regions"],</w:t>
+      </w:r>
+      <w:r>
+        <w:br/>
+      </w:r>
+      <w:r>
+        <w:rPr>
+          <w:rStyle w:val="VerbatimChar"/>
+        </w:rPr>
+        <w:t xml:space="preserve">  "minimum_fields": ["venue_types", "indoor_outdoor", "seated_capacity_max", "in_house_catering", "service_regions"]</w:t>
+      </w:r>
+      <w:r>
+        <w:br/>
+      </w:r>
+      <w:r>
+        <w:rPr>
+          <w:rStyle w:val="VerbatimChar"/>
+        </w:rPr>
+        <w:t xml:space="preserve">}</w:t>
+      </w:r>
+    </w:p>
+    <w:p>
+      <w:pPr>
+        <w:pStyle w:val="FirstParagraph"/>
+      </w:pPr>
+      <w:r>
+        <w:rPr>
+          <w:b/>
+          <w:bCs/>
+        </w:rPr>
+        <w:t xml:space="preserve">In-house-catering reconciliation (PH wrinkle):</w:t>
+      </w:r>
+      <w:r>
+        <w:t xml:space="preserve"> </w:t>
+      </w:r>
+      <w:r>
+        <w:t xml:space="preserve">when a couple’s chosen reception has</w:t>
+      </w:r>
+      <w:r>
+        <w:t xml:space="preserve"> </w:t>
+      </w:r>
+      <w:r>
+        <w:rPr>
+          <w:rStyle w:val="VerbatimChar"/>
+        </w:rPr>
+        <w:t xml:space="preserve">in_house_catering = required_in_house_only</w:t>
+      </w:r>
+      <w:r>
+        <w:t xml:space="preserve">, the separate</w:t>
+      </w:r>
+      <w:r>
+        <w:t xml:space="preserve"> </w:t>
+      </w:r>
+      <w:r>
+        <w:rPr>
+          <w:b/>
+          <w:bCs/>
+        </w:rPr>
+        <w:t xml:space="preserve">Catering</w:t>
+      </w:r>
+      <w:r>
+        <w:t xml:space="preserve"> </w:t>
+      </w:r>
+      <w:r>
+        <w:t xml:space="preserve">match for that event is suppressed/satisfied (the venue supplies it) — surfaced to the couple as</w:t>
+      </w:r>
+      <w:r>
+        <w:t xml:space="preserve"> </w:t>
+      </w:r>
+      <w:r>
+        <w:t xml:space="preserve">“Catering is included with your venue”</w:t>
+      </w:r>
+      <w:r>
+        <w:t xml:space="preserve"> </w:t>
+      </w:r>
+      <w:r>
+        <w:t xml:space="preserve">rather than an empty catering shortlist.</w:t>
+      </w:r>
+      <w:r>
+        <w:t xml:space="preserve"> </w:t>
+      </w:r>
+      <w:r>
+        <w:rPr>
+          <w:rStyle w:val="VerbatimChar"/>
+        </w:rPr>
+        <w:t xml:space="preserve">in_house_available_byo_allowed</w:t>
+      </w:r>
+      <w:r>
+        <w:t xml:space="preserve"> </w:t>
+      </w:r>
+      <w:r>
+        <w:t xml:space="preserve">keeps the Catering tile active (with the corkage/BYO fee shown).</w:t>
+      </w:r>
+      <w:r>
+        <w:t xml:space="preserve"> </w:t>
+      </w:r>
+      <w:r>
+        <w:rPr>
+          <w:rStyle w:val="VerbatimChar"/>
+        </w:rPr>
+        <w:t xml:space="preserve">byo_caterer_only_no_in_house</w:t>
+      </w:r>
+      <w:r>
+        <w:t xml:space="preserve"> </w:t>
+      </w:r>
+      <w:r>
+        <w:t xml:space="preserve">makes Catering a required separate match. This is the couple-facing behavior; the exact UI lands in 0021/0006, but the</w:t>
+      </w:r>
+      <w:r>
+        <w:t xml:space="preserve"> </w:t>
+      </w:r>
+      <w:r>
+        <w:rPr>
+          <w:b/>
+          <w:bCs/>
+        </w:rPr>
+        <w:t xml:space="preserve">schema flag lives here</w:t>
+      </w:r>
+      <w:r>
+        <w:t xml:space="preserve"> </w:t>
+      </w:r>
+      <w:r>
+        <w:t xml:space="preserve">so the matcher can read it.</w:t>
+      </w:r>
+    </w:p>
+    <w:bookmarkEnd w:id="43"/>
+    <w:bookmarkStart w:id="44" w:name="X46a0aa3b6f86a604d4806027d4ba8cfd147b3ed"/>
+    <w:p>
+      <w:pPr>
+        <w:pStyle w:val="Heading3"/>
+      </w:pPr>
+      <w:r>
+        <w:rPr>
+          <w:rStyle w:val="VerbatimChar"/>
+        </w:rPr>
+        <w:t xml:space="preserve">ceremony_venue</w:t>
+      </w:r>
+      <w:r>
+        <w:t xml:space="preserve"> </w:t>
+      </w:r>
+      <w:r>
+        <w:t xml:space="preserve">(added 2026-06-04 — the place axis, distinct from</w:t>
+      </w:r>
+      <w:r>
+        <w:t xml:space="preserve"> </w:t>
+      </w:r>
+      <w:r>
+        <w:rPr>
+          <w:rStyle w:val="VerbatimChar"/>
+        </w:rPr>
+        <w:t xml:space="preserve">0043 ceremony_type</w:t>
+      </w:r>
+      <w:r>
+        <w:t xml:space="preserve">)</w:t>
+      </w:r>
+    </w:p>
+    <w:p>
+      <w:pPr>
+        <w:pStyle w:val="FirstParagraph"/>
+      </w:pPr>
+      <w:r>
+        <w:rPr>
+          <w:rStyle w:val="VerbatimChar"/>
+        </w:rPr>
+        <w:t xml:space="preserve">0043 ceremony_type</w:t>
+      </w:r>
+      <w:r>
+        <w:t xml:space="preserve"> </w:t>
+      </w:r>
+      <w:r>
+        <w:t xml:space="preserve">is the</w:t>
+      </w:r>
+      <w:r>
+        <w:t xml:space="preserve"> </w:t>
+      </w:r>
+      <w:r>
+        <w:rPr>
+          <w:b/>
+          <w:bCs/>
+        </w:rPr>
+        <w:t xml:space="preserve">faith/kind</w:t>
+      </w:r>
+      <w:r>
+        <w:t xml:space="preserve"> </w:t>
+      </w:r>
+      <w:r>
+        <w:t xml:space="preserve">axis (catholic / civil / muslim / inc / mixed …).</w:t>
+      </w:r>
+      <w:r>
+        <w:t xml:space="preserve"> </w:t>
+      </w:r>
+      <w:r>
+        <w:rPr>
+          <w:rStyle w:val="VerbatimChar"/>
+        </w:rPr>
+        <w:t xml:space="preserve">ceremony_venue.ceremony_settings</w:t>
+      </w:r>
+      <w:r>
+        <w:t xml:space="preserve"> </w:t>
+      </w:r>
+      <w:r>
+        <w:t xml:space="preserve">is the</w:t>
+      </w:r>
+      <w:r>
+        <w:t xml:space="preserve"> </w:t>
+      </w:r>
+      <w:r>
+        <w:rPr>
+          <w:b/>
+          <w:bCs/>
+        </w:rPr>
+        <w:t xml:space="preserve">place</w:t>
+      </w:r>
+      <w:r>
+        <w:t xml:space="preserve"> </w:t>
+      </w:r>
+      <w:r>
+        <w:t xml:space="preserve">axis. They are orthogonal — a</w:t>
+      </w:r>
+      <w:r>
+        <w:t xml:space="preserve"> </w:t>
+      </w:r>
+      <w:r>
+        <w:rPr>
+          <w:rStyle w:val="VerbatimChar"/>
+        </w:rPr>
+        <w:t xml:space="preserve">civil</w:t>
+      </w:r>
+      <w:r>
+        <w:t xml:space="preserve"> </w:t>
+      </w:r>
+      <w:r>
+        <w:t xml:space="preserve">ceremony can happen at a garden OR a civil registrar; a</w:t>
+      </w:r>
+      <w:r>
+        <w:t xml:space="preserve"> </w:t>
+      </w:r>
+      <w:r>
+        <w:rPr>
+          <w:rStyle w:val="VerbatimChar"/>
+        </w:rPr>
+        <w:t xml:space="preserve">catholic</w:t>
+      </w:r>
+      <w:r>
+        <w:t xml:space="preserve"> </w:t>
+      </w:r>
+      <w:r>
+        <w:t xml:space="preserve">ceremony at a church OR (rarely) a garden with dispensation.</w:t>
+      </w:r>
+      <w:r>
+        <w:t xml:space="preserve"> </w:t>
+      </w:r>
+      <w:r>
+        <w:rPr>
+          <w:rStyle w:val="VerbatimChar"/>
+          <w:b/>
+          <w:bCs/>
+        </w:rPr>
+        <w:t xml:space="preserve">civil_registrar</w:t>
+      </w:r>
+      <w:r>
+        <w:rPr>
+          <w:b/>
+          <w:bCs/>
+        </w:rPr>
+        <w:t xml:space="preserve"> </w:t>
+      </w:r>
+      <w:r>
+        <w:rPr>
+          <w:b/>
+          <w:bCs/>
+        </w:rPr>
+        <w:t xml:space="preserve">lives here, on the ceremony axis — never on</w:t>
+      </w:r>
+      <w:r>
+        <w:rPr>
+          <w:b/>
+          <w:bCs/>
+        </w:rPr>
+        <w:t xml:space="preserve"> </w:t>
+      </w:r>
+      <w:r>
+        <w:rPr>
+          <w:rStyle w:val="VerbatimChar"/>
+          <w:b/>
+          <w:bCs/>
+        </w:rPr>
+        <w:t xml:space="preserve">reception_venue.venue_types</w:t>
+      </w:r>
+      <w:r>
+        <w:rPr>
+          <w:b/>
+          <w:bCs/>
+        </w:rPr>
+        <w:t xml:space="preserve">.</w:t>
+      </w:r>
+    </w:p>
+    <w:p>
+      <w:pPr>
+        <w:pStyle w:val="SourceCode"/>
+      </w:pPr>
+      <w:r>
+        <w:rPr>
+          <w:rStyle w:val="VerbatimChar"/>
+        </w:rPr>
+        <w:t xml:space="preserve">{</w:t>
+      </w:r>
+      <w:r>
+        <w:br/>
+      </w:r>
+      <w:r>
+        <w:rPr>
+          <w:rStyle w:val="VerbatimChar"/>
+        </w:rPr>
+        <w:t xml:space="preserve">  "shared_attribute_groups": ["faith_compatibility", "geographic_service_areas", "pricing_signal", "vendor_credentials"],</w:t>
+      </w:r>
+      <w:r>
+        <w:br/>
+      </w:r>
+      <w:r>
+        <w:rPr>
+          <w:rStyle w:val="VerbatimChar"/>
+        </w:rPr>
+        <w:t xml:space="preserve">  "category_specific_attributes": {</w:t>
+      </w:r>
+      <w:r>
+        <w:br/>
+      </w:r>
+      <w:r>
+        <w:rPr>
+          <w:rStyle w:val="VerbatimChar"/>
+        </w:rPr>
+        <w:t xml:space="preserve">    "ceremony_settings": {</w:t>
+      </w:r>
+      <w:r>
+        <w:br/>
+      </w:r>
+      <w:r>
+        <w:rPr>
+          <w:rStyle w:val="VerbatimChar"/>
+        </w:rPr>
+        <w:t xml:space="preserve">      "type": "multi_select",</w:t>
+      </w:r>
+      <w:r>
+        <w:br/>
+      </w:r>
+      <w:r>
+        <w:rPr>
+          <w:rStyle w:val="VerbatimChar"/>
+        </w:rPr>
+        <w:t xml:space="preserve">      "options": ["church", "chapel", "garden", "beach", "civil_registrar", "mosque", "inc_locale", "ancestral_home", "same_as_reception"]</w:t>
+      </w:r>
+      <w:r>
+        <w:br/>
+      </w:r>
+      <w:r>
+        <w:rPr>
+          <w:rStyle w:val="VerbatimChar"/>
+        </w:rPr>
+        <w:t xml:space="preserve">    },</w:t>
+      </w:r>
+      <w:r>
+        <w:br/>
+      </w:r>
+      <w:r>
+        <w:rPr>
+          <w:rStyle w:val="VerbatimChar"/>
+        </w:rPr>
+        <w:t xml:space="preserve">    "seated_capacity_max": { "type": "int" },</w:t>
+      </w:r>
+      <w:r>
+        <w:br/>
+      </w:r>
+      <w:r>
+        <w:rPr>
+          <w:rStyle w:val="VerbatimChar"/>
+        </w:rPr>
+        <w:t xml:space="preserve">    "officiant_provided": { "type": "boolean", "label": "Venue provides/coordinates an officiant (else couple books `officiant_priest_minister` separately)" }</w:t>
+      </w:r>
+      <w:r>
+        <w:br/>
+      </w:r>
+      <w:r>
+        <w:rPr>
+          <w:rStyle w:val="VerbatimChar"/>
+        </w:rPr>
+        <w:t xml:space="preserve">  },</w:t>
+      </w:r>
+      <w:r>
+        <w:br/>
+      </w:r>
+      <w:r>
+        <w:rPr>
+          <w:rStyle w:val="VerbatimChar"/>
+        </w:rPr>
+        <w:t xml:space="preserve">  "filter_facets": ["ceremony_settings", "faith_compatibility", "starting_price_centavos", "service_regions"],</w:t>
+      </w:r>
+      <w:r>
+        <w:br/>
+      </w:r>
+      <w:r>
+        <w:rPr>
+          <w:rStyle w:val="VerbatimChar"/>
+        </w:rPr>
+        <w:t xml:space="preserve">  "minimum_fields": ["ceremony_settings", "service_regions"]</w:t>
+      </w:r>
+      <w:r>
+        <w:br/>
+      </w:r>
+      <w:r>
+        <w:rPr>
+          <w:rStyle w:val="VerbatimChar"/>
+        </w:rPr>
+        <w:t xml:space="preserve">}</w:t>
+      </w:r>
+    </w:p>
+    <w:p>
+      <w:pPr>
+        <w:pStyle w:val="FirstParagraph"/>
+      </w:pPr>
+      <w:r>
+        <w:rPr>
+          <w:rStyle w:val="VerbatimChar"/>
+          <w:b/>
+          <w:bCs/>
+        </w:rPr>
+        <w:t xml:space="preserve">same_as_reception</w:t>
+      </w:r>
+      <w:r>
+        <w:t xml:space="preserve"> </w:t>
+      </w:r>
+      <w:r>
+        <w:t xml:space="preserve">is a couple-side convenience value (one venue hosts both); when set, the ceremony inherits the reception’s coords + capacity and no separate ceremony-venue match runs.</w:t>
+      </w:r>
+    </w:p>
+    <w:p>
+      <w:pPr>
+        <w:pStyle w:val="BodyText"/>
+      </w:pPr>
+      <w:r>
+        <w:rPr>
+          <w:b/>
+          <w:bCs/>
+        </w:rPr>
+        <w:t xml:space="preserve">Legacy enum migration note (for engineering):</w:t>
+      </w:r>
+      <w:r>
+        <w:t xml:space="preserve"> </w:t>
+      </w:r>
+      <w:r>
+        <w:t xml:space="preserve">the old</w:t>
+      </w:r>
+      <w:r>
+        <w:t xml:space="preserve"> </w:t>
+      </w:r>
+      <w:r>
+        <w:rPr>
+          <w:rStyle w:val="VerbatimChar"/>
+        </w:rPr>
+        <w:t xml:space="preserve">venue_setting</w:t>
+      </w:r>
+      <w:r>
+        <w:t xml:space="preserve"> </w:t>
+      </w:r>
+      <w:r>
+        <w:t xml:space="preserve">enum (0006) is</w:t>
+      </w:r>
+      <w:r>
+        <w:t xml:space="preserve"> </w:t>
+      </w:r>
+      <w:r>
+        <w:rPr>
+          <w:b/>
+          <w:bCs/>
+        </w:rPr>
+        <w:t xml:space="preserve">deprecated</w:t>
+      </w:r>
+      <w:r>
+        <w:t xml:space="preserve"> </w:t>
+      </w:r>
+      <w:r>
+        <w:t xml:space="preserve">in favor of</w:t>
+      </w:r>
+      <w:r>
+        <w:t xml:space="preserve"> </w:t>
+      </w:r>
+      <w:r>
+        <w:rPr>
+          <w:rStyle w:val="VerbatimChar"/>
+        </w:rPr>
+        <w:t xml:space="preserve">reception_venue.venue_types</w:t>
+      </w:r>
+      <w:r>
+        <w:t xml:space="preserve"> </w:t>
+      </w:r>
+      <w:r>
+        <w:t xml:space="preserve">+</w:t>
+      </w:r>
+      <w:r>
+        <w:t xml:space="preserve"> </w:t>
+      </w:r>
+      <w:r>
+        <w:rPr>
+          <w:rStyle w:val="VerbatimChar"/>
+        </w:rPr>
+        <w:t xml:space="preserve">ceremony_venue.ceremony_settings</w:t>
+      </w:r>
+      <w:r>
+        <w:t xml:space="preserve">. Migration maps each old value to the new split (e.g. legacy</w:t>
+      </w:r>
+      <w:r>
+        <w:t xml:space="preserve"> </w:t>
+      </w:r>
+      <w:r>
+        <w:rPr>
+          <w:rStyle w:val="VerbatimChar"/>
+        </w:rPr>
+        <w:t xml:space="preserve">garden</w:t>
+      </w:r>
+      <w:r>
+        <w:t xml:space="preserve"> </w:t>
+      </w:r>
+      <w:r>
+        <w:t xml:space="preserve">→ both axes offer</w:t>
+      </w:r>
+      <w:r>
+        <w:t xml:space="preserve"> </w:t>
+      </w:r>
+      <w:r>
+        <w:rPr>
+          <w:rStyle w:val="VerbatimChar"/>
+        </w:rPr>
+        <w:t xml:space="preserve">garden</w:t>
+      </w:r>
+      <w:r>
+        <w:t xml:space="preserve">; legacy</w:t>
+      </w:r>
+      <w:r>
+        <w:t xml:space="preserve"> </w:t>
+      </w:r>
+      <w:r>
+        <w:rPr>
+          <w:rStyle w:val="VerbatimChar"/>
+        </w:rPr>
+        <w:t xml:space="preserve">civil_registrar</w:t>
+      </w:r>
+      <w:r>
+        <w:t xml:space="preserve"> </w:t>
+      </w:r>
+      <w:r>
+        <w:t xml:space="preserve">→</w:t>
+      </w:r>
+      <w:r>
+        <w:t xml:space="preserve"> </w:t>
+      </w:r>
+      <w:r>
+        <w:rPr>
+          <w:rStyle w:val="VerbatimChar"/>
+        </w:rPr>
+        <w:t xml:space="preserve">ceremony_venue</w:t>
+      </w:r>
+      <w:r>
+        <w:t xml:space="preserve"> </w:t>
+      </w:r>
+      <w:r>
+        <w:t xml:space="preserve">only).</w:t>
+      </w:r>
+      <w:r>
+        <w:t xml:space="preserve"> </w:t>
+      </w:r>
+      <w:r>
+        <w:rPr>
+          <w:rStyle w:val="VerbatimChar"/>
+        </w:rPr>
+        <w:t xml:space="preserve">events.region</w:t>
+      </w:r>
+      <w:r>
+        <w:t xml:space="preserve"> </w:t>
+      </w:r>
+      <w:r>
+        <w:t xml:space="preserve">is</w:t>
+      </w:r>
+      <w:r>
+        <w:t xml:space="preserve"> </w:t>
+      </w:r>
+      <w:r>
+        <w:rPr>
+          <w:b/>
+          <w:bCs/>
+        </w:rPr>
+        <w:t xml:space="preserve">not</w:t>
+      </w:r>
+      <w:r>
+        <w:t xml:space="preserve"> </w:t>
+      </w:r>
+      <w:r>
+        <w:t xml:space="preserve">revived as a filter column (see the proximity correction above).</w:t>
+      </w:r>
+    </w:p>
+    <w:p>
+      <w:pPr>
+        <w:pStyle w:val="BodyText"/>
+      </w:pPr>
+      <w:r>
+        <w:t xml:space="preserve">V1.1 schemas above cover ~17 of ~115 canonical_services. Remaining schemas (entourage_attire, drone, prenup_shoot, lighting_sound, choir_string_quartet, transportation_guest_shuttle, invitation_print, stationery_signage, souvenirs_giveaways, wedding_rings, honeymoon_planner, dessert_station, live_cooking_station, lechonero, tea_ceremony_station, plus the</w:t>
       </w:r>
       <w:r>
         <w:t xml:space="preserve"> </w:t>
@@ -6389,9 +7786,9 @@
         </w:pict>
       </w:r>
     </w:p>
-    <w:bookmarkEnd w:id="41"/>
-    <w:bookmarkEnd w:id="42"/>
-    <w:bookmarkStart w:id="47" w:name="vendor-onboarding-flow"/>
+    <w:bookmarkEnd w:id="44"/>
+    <w:bookmarkEnd w:id="45"/>
+    <w:bookmarkStart w:id="50" w:name="vendor-onboarding-flow"/>
     <w:p>
       <w:pPr>
         <w:pStyle w:val="Heading2"/>
@@ -6400,7 +7797,7 @@
         <w:t xml:space="preserve">Vendor onboarding flow</w:t>
       </w:r>
     </w:p>
-    <w:bookmarkStart w:id="43" w:name="per-category-attribute-fill"/>
+    <w:bookmarkStart w:id="46" w:name="per-category-attribute-fill"/>
     <w:p>
       <w:pPr>
         <w:pStyle w:val="Heading3"/>
@@ -6551,8 +7948,8 @@
         <w:t xml:space="preserve">“Your photography listing will appear in the marketplace once you fill these 4 remaining fields and upload 3 more portfolio photos”</w:t>
       </w:r>
     </w:p>
-    <w:bookmarkEnd w:id="43"/>
-    <w:bookmarkStart w:id="44" w:name="copy-from-category-x-shortcut"/>
+    <w:bookmarkEnd w:id="46"/>
+    <w:bookmarkStart w:id="47" w:name="copy-from-category-x-shortcut"/>
     <w:p>
       <w:pPr>
         <w:pStyle w:val="Heading3"/>
@@ -6587,8 +7984,8 @@
         <w:t xml:space="preserve">affordance. Saves repetition; vendor can override per-category.</w:t>
       </w:r>
     </w:p>
-    <w:bookmarkEnd w:id="44"/>
-    <w:bookmarkStart w:id="45" w:name="mobile-friendly-fill"/>
+    <w:bookmarkEnd w:id="47"/>
+    <w:bookmarkStart w:id="48" w:name="mobile-friendly-fill"/>
     <w:p>
       <w:pPr>
         <w:pStyle w:val="Heading3"/>
@@ -6622,8 +8019,8 @@
         <w:t xml:space="preserve">Phase 2+). Schema rendering must work in narrow viewports (collapsible sections, bottom-sheet pickers for multi_select fields).</w:t>
       </w:r>
     </w:p>
-    <w:bookmarkEnd w:id="45"/>
-    <w:bookmarkStart w:id="46" w:name="geo-aware-pre-suggestions"/>
+    <w:bookmarkEnd w:id="48"/>
+    <w:bookmarkStart w:id="49" w:name="geo-aware-pre-suggestions"/>
     <w:p>
       <w:pPr>
         <w:pStyle w:val="Heading3"/>
@@ -6721,9 +8118,9 @@
         </w:pict>
       </w:r>
     </w:p>
-    <w:bookmarkEnd w:id="46"/>
-    <w:bookmarkEnd w:id="47"/>
-    <w:bookmarkStart w:id="49" w:name="couple-side-filter-ux-consumed-by-0047"/>
+    <w:bookmarkEnd w:id="49"/>
+    <w:bookmarkEnd w:id="50"/>
+    <w:bookmarkStart w:id="52" w:name="couple-side-filter-ux-consumed-by-0047"/>
     <w:p>
       <w:pPr>
         <w:pStyle w:val="Heading2"/>
@@ -6922,7 +8319,7 @@
         <w:t xml:space="preserve">, not static. Same React component, different schemas, different filters rendered.</w:t>
       </w:r>
     </w:p>
-    <w:bookmarkStart w:id="48" w:name="default-filters-from-event-context"/>
+    <w:bookmarkStart w:id="51" w:name="default-filters-from-event-context"/>
     <w:p>
       <w:pPr>
         <w:pStyle w:val="Heading3"/>
@@ -7030,9 +8427,9 @@
         </w:pict>
       </w:r>
     </w:p>
-    <w:bookmarkEnd w:id="48"/>
-    <w:bookmarkEnd w:id="49"/>
-    <w:bookmarkStart w:id="50" w:name="schema-evolution"/>
+    <w:bookmarkEnd w:id="51"/>
+    <w:bookmarkEnd w:id="52"/>
+    <w:bookmarkStart w:id="54" w:name="schema-evolution"/>
     <w:p>
       <w:pPr>
         <w:pStyle w:val="Heading2"/>
@@ -7209,14 +8606,146 @@
       </w:r>
     </w:p>
     <w:p>
+      <w:pPr>
+        <w:pStyle w:val="BodyText"/>
+      </w:pPr>
+      <w:r>
+        <w:rPr>
+          <w:b/>
+          <w:bCs/>
+        </w:rPr>
+        <w:t xml:space="preserve">Finalized = forever (the durability guarantee · owner-locked 2026-06-03).</w:t>
+      </w:r>
+      <w:r>
+        <w:t xml:space="preserve"> </w:t>
+      </w:r>
+      <w:r>
+        <w:t xml:space="preserve">Once an admin</w:t>
+      </w:r>
+      <w:r>
+        <w:t xml:space="preserve"> </w:t>
+      </w:r>
+      <w:r>
+        <w:rPr>
+          <w:b/>
+          <w:bCs/>
+        </w:rPr>
+        <w:t xml:space="preserve">Finalizes</w:t>
+      </w:r>
+      <w:r>
+        <w:t xml:space="preserve"> </w:t>
+      </w:r>
+      <w:r>
+        <w:t xml:space="preserve">a node in</w:t>
+      </w:r>
+      <w:r>
+        <w:t xml:space="preserve"> </w:t>
+      </w:r>
+      <w:r>
+        <w:rPr>
+          <w:rStyle w:val="VerbatimChar"/>
+        </w:rPr>
+        <w:t xml:space="preserve">/admin/taxonomy</w:t>
+      </w:r>
+      <w:r>
+        <w:t xml:space="preserve"> </w:t>
+      </w:r>
+      <w:r>
+        <w:t xml:space="preserve">(</w:t>
+      </w:r>
+      <w:hyperlink r:id="rId53">
+        <w:r>
+          <w:rPr>
+            <w:rStyle w:val="Hyperlink"/>
+          </w:rPr>
+          <w:t xml:space="preserve">0023 §3.15</w:t>
+        </w:r>
+      </w:hyperlink>
+      <w:r>
+        <w:t xml:space="preserve">), its leaf + refinement schema are</w:t>
+      </w:r>
+      <w:r>
+        <w:t xml:space="preserve"> </w:t>
+      </w:r>
+      <w:r>
+        <w:rPr>
+          <w:b/>
+          <w:bCs/>
+        </w:rPr>
+        <w:t xml:space="preserve">live permanently</w:t>
+      </w:r>
+      <w:r>
+        <w:t xml:space="preserve"> </w:t>
+      </w:r>
+      <w:r>
+        <w:t xml:space="preserve">— additive only. This is why versioning is load-bearing: a schema may</w:t>
+      </w:r>
+      <w:r>
+        <w:t xml:space="preserve"> </w:t>
+      </w:r>
+      <w:r>
+        <w:rPr>
+          <w:b/>
+          <w:bCs/>
+        </w:rPr>
+        <w:t xml:space="preserve">add</w:t>
+      </w:r>
+      <w:r>
+        <w:t xml:space="preserve"> </w:t>
+      </w:r>
+      <w:r>
+        <w:t xml:space="preserve">refinements forever, but a refinement a couple has</w:t>
+      </w:r>
+      <w:r>
+        <w:t xml:space="preserve"> </w:t>
+      </w:r>
+      <w:r>
+        <w:rPr>
+          <w:b/>
+          <w:bCs/>
+        </w:rPr>
+        <w:t xml:space="preserve">already picked must never be destructively dropped or orphaned</w:t>
+      </w:r>
+      <w:r>
+        <w:t xml:space="preserve"> </w:t>
+      </w:r>
+      <w:r>
+        <w:t xml:space="preserve">—</w:t>
+      </w:r>
+      <w:r>
+        <w:t xml:space="preserve"> </w:t>
+      </w:r>
+      <w:r>
+        <w:rPr>
+          <w:rStyle w:val="VerbatimChar"/>
+        </w:rPr>
+        <w:t xml:space="preserve">schema_version_at_fill</w:t>
+      </w:r>
+      <w:r>
+        <w:t xml:space="preserve"> </w:t>
+      </w:r>
+      <w:r>
+        <w:t xml:space="preserve">keeps the historical fill valid, and removal is a soft-deprecate (</w:t>
+      </w:r>
+      <w:r>
+        <w:rPr>
+          <w:rStyle w:val="VerbatimChar"/>
+        </w:rPr>
+        <w:t xml:space="preserve">hidden_in_ui</w:t>
+      </w:r>
+      <w:r>
+        <w:t xml:space="preserve">), never a hard delete of selected data. A finalized leaf is removed only via the explicit, two-admin-gated delete / collapse / flatten flows — never silently or on a schedule.</w:t>
+      </w:r>
+    </w:p>
+    <w:p>
       <w:r>
         <w:pict>
           <v:rect style="width:0;height:1.5pt" o:hralign="center" o:hrstd="t" o:hr="t"/>
         </w:pict>
       </w:r>
     </w:p>
-    <w:bookmarkEnd w:id="50"/>
-    <w:bookmarkStart w:id="54" w:name="quality-control"/>
+    <w:bookmarkEnd w:id="54"/>
+    <w:bookmarkStart w:id="57" w:name="quality-control"/>
     <w:p>
       <w:pPr>
         <w:pStyle w:val="Heading2"/>
@@ -7291,7 +8820,7 @@
       <w:r>
         <w:t xml:space="preserve"> </w:t>
       </w:r>
-      <w:hyperlink r:id="rId51">
+      <w:hyperlink r:id="rId55">
         <w:r>
           <w:rPr>
             <w:rStyle w:val="Hyperlink"/>
@@ -7346,7 +8875,7 @@
       <w:r>
         <w:t xml:space="preserve">(</w:t>
       </w:r>
-      <w:hyperlink r:id="rId52">
+      <w:hyperlink r:id="rId53">
         <w:r>
           <w:rPr>
             <w:rStyle w:val="Hyperlink"/>
@@ -7382,7 +8911,7 @@
       <w:r>
         <w:t xml:space="preserve"> </w:t>
       </w:r>
-      <w:hyperlink r:id="rId53">
+      <w:hyperlink r:id="rId56">
         <w:r>
           <w:rPr>
             <w:rStyle w:val="Hyperlink"/>
@@ -7432,8 +8961,8 @@
         </w:pict>
       </w:r>
     </w:p>
-    <w:bookmarkEnd w:id="54"/>
-    <w:bookmarkStart w:id="55" w:name="edge-cases"/>
+    <w:bookmarkEnd w:id="57"/>
+    <w:bookmarkStart w:id="58" w:name="edge-cases"/>
     <w:p>
       <w:pPr>
         <w:pStyle w:val="Heading2"/>
@@ -7640,8 +9169,8 @@
         </w:pict>
       </w:r>
     </w:p>
-    <w:bookmarkEnd w:id="55"/>
-    <w:bookmarkStart w:id="56" w:name="open-questions"/>
+    <w:bookmarkEnd w:id="58"/>
+    <w:bookmarkStart w:id="60" w:name="open-questions"/>
     <w:p>
       <w:pPr>
         <w:pStyle w:val="Heading2"/>
@@ -7767,13 +9296,145 @@
           <w:b/>
           <w:bCs/>
         </w:rPr>
-        <w:t xml:space="preserve">Vendor-suggested schema additions.</w:t>
-      </w:r>
-      <w:r>
-        <w:t xml:space="preserve"> </w:t>
-      </w:r>
-      <w:r>
-        <w:t xml:space="preserve">A vendor offering an unusual service may request a new attribute field. Admin-approval flow? Or open-text</w:t>
+        <w:t xml:space="preserve">Vendor-suggested schema additions — RESOLVED 2026-06-03 (admin-gated expandable taxonomy lock).</w:t>
+      </w:r>
+      <w:r>
+        <w:t xml:space="preserve"> </w:t>
+      </w:r>
+      <w:r>
+        <w:t xml:space="preserve">A vendor offering an unusual service requests a new</w:t>
+      </w:r>
+      <w:r>
+        <w:t xml:space="preserve"> </w:t>
+      </w:r>
+      <w:r>
+        <w:rPr>
+          <w:b/>
+          <w:bCs/>
+        </w:rPr>
+        <w:t xml:space="preserve">detail/facet</w:t>
+      </w:r>
+      <w:r>
+        <w:t xml:space="preserve"> </w:t>
+      </w:r>
+      <w:r>
+        <w:t xml:space="preserve">from the service editor; it publishes as a private-label attribute pending review, then routes to the 0023 §3.2c</w:t>
+      </w:r>
+      <w:r>
+        <w:t xml:space="preserve"> </w:t>
+      </w:r>
+      <w:r>
+        <w:rPr>
+          <w:i/>
+          <w:iCs/>
+        </w:rPr>
+        <w:t xml:space="preserve">Custom category &amp; detail review</w:t>
+      </w:r>
+      <w:r>
+        <w:t xml:space="preserve"> </w:t>
+      </w:r>
+      <w:r>
+        <w:t xml:space="preserve">queue. Admin’s four outcomes apply at facet grain:</w:t>
+      </w:r>
+      <w:r>
+        <w:t xml:space="preserve"> </w:t>
+      </w:r>
+      <w:r>
+        <w:rPr>
+          <w:b/>
+          <w:bCs/>
+        </w:rPr>
+        <w:t xml:space="preserve">map-to-existing</w:t>
+      </w:r>
+      <w:r>
+        <w:t xml:space="preserve"> </w:t>
+      </w:r>
+      <w:r>
+        <w:t xml:space="preserve">(re-point to an existing facet value/field),</w:t>
+      </w:r>
+      <w:r>
+        <w:t xml:space="preserve"> </w:t>
+      </w:r>
+      <w:r>
+        <w:rPr>
+          <w:b/>
+          <w:bCs/>
+        </w:rPr>
+        <w:t xml:space="preserve">promote-to-global</w:t>
+      </w:r>
+      <w:r>
+        <w:t xml:space="preserve"> </w:t>
+      </w:r>
+      <w:r>
+        <w:t xml:space="preserve">(add the field/value to the tile’s</w:t>
+      </w:r>
+      <w:r>
+        <w:t xml:space="preserve"> </w:t>
+      </w:r>
+      <w:r>
+        <w:rPr>
+          <w:rStyle w:val="VerbatimChar"/>
+        </w:rPr>
+        <w:t xml:space="preserve">category_specific_attributes</w:t>
+      </w:r>
+      <w:r>
+        <w:t xml:space="preserve"> </w:t>
+      </w:r>
+      <w:r>
+        <w:t xml:space="preserve">schema + bump</w:t>
+      </w:r>
+      <w:r>
+        <w:t xml:space="preserve"> </w:t>
+      </w:r>
+      <w:r>
+        <w:rPr>
+          <w:rStyle w:val="VerbatimChar"/>
+        </w:rPr>
+        <w:t xml:space="preserve">schema_version</w:t>
+      </w:r>
+      <w:r>
+        <w:t xml:space="preserve">),</w:t>
+      </w:r>
+      <w:r>
+        <w:t xml:space="preserve"> </w:t>
+      </w:r>
+      <w:r>
+        <w:rPr>
+          <w:b/>
+          <w:bCs/>
+        </w:rPr>
+        <w:t xml:space="preserve">keep-private</w:t>
+      </w:r>
+      <w:r>
+        <w:t xml:space="preserve">, or</w:t>
+      </w:r>
+      <w:r>
+        <w:t xml:space="preserve"> </w:t>
+      </w:r>
+      <w:r>
+        <w:rPr>
+          <w:b/>
+          <w:bCs/>
+        </w:rPr>
+        <w:t xml:space="preserve">reject</w:t>
+      </w:r>
+      <w:r>
+        <w:t xml:space="preserve">. The open-text</w:t>
+      </w:r>
+      <w:r>
+        <w:t xml:space="preserve"> </w:t>
+      </w:r>
+      <w:r>
+        <w:rPr>
+          <w:rStyle w:val="VerbatimChar"/>
+        </w:rPr>
+        <w:t xml:space="preserve">"other"</w:t>
+      </w:r>
+      <w:r>
+        <w:t xml:space="preserve"> </w:t>
+      </w:r>
+      <w:r>
+        <w:t xml:space="preserve">value baked into multi-selects (e.g. lines 201–202, 313) is the lightweight on-ramp — vendor picks</w:t>
       </w:r>
       <w:r>
         <w:t xml:space="preserve"> </w:t>
@@ -7782,10 +9443,132 @@
         <w:t xml:space="preserve">“Other”</w:t>
       </w:r>
       <w:r>
-        <w:t xml:space="preserve"> </w:t>
-      </w:r>
-      <w:r>
-        <w:t xml:space="preserve">field with admin curation pipeline?</w:t>
+        <w:t xml:space="preserve">, admin later curates it via the same queue.</w:t>
+      </w:r>
+      <w:r>
+        <w:t xml:space="preserve"> </w:t>
+      </w:r>
+      <w:r>
+        <w:rPr>
+          <w:b/>
+          <w:bCs/>
+        </w:rPr>
+        <w:t xml:space="preserve">Framing —</w:t>
+      </w:r>
+      <w:r>
+        <w:rPr>
+          <w:b/>
+          <w:bCs/>
+        </w:rPr>
+        <w:t xml:space="preserve"> </w:t>
+      </w:r>
+      <w:r>
+        <w:rPr>
+          <w:b/>
+          <w:bCs/>
+        </w:rPr>
+        <w:t xml:space="preserve">“Other”</w:t>
+      </w:r>
+      <w:r>
+        <w:rPr>
+          <w:b/>
+          <w:bCs/>
+        </w:rPr>
+        <w:t xml:space="preserve"> </w:t>
+      </w:r>
+      <w:r>
+        <w:rPr>
+          <w:b/>
+          <w:bCs/>
+        </w:rPr>
+        <w:t xml:space="preserve">is a doorway, not a destination:</w:t>
+      </w:r>
+      <w:r>
+        <w:t xml:space="preserve"> </w:t>
+      </w:r>
+      <w:r>
+        <w:t xml:space="preserve">a service is never</w:t>
+      </w:r>
+      <w:r>
+        <w:t xml:space="preserve"> </w:t>
+      </w:r>
+      <w:r>
+        <w:rPr>
+          <w:i/>
+          <w:iCs/>
+        </w:rPr>
+        <w:t xml:space="preserve">left</w:t>
+      </w:r>
+      <w:r>
+        <w:t xml:space="preserve"> </w:t>
+      </w:r>
+      <w:r>
+        <w:t xml:space="preserve">in Other; it surfaces in the §3.2c queue and is curated into a real home (mapped to an existing value, or promoted to its own). This backs the vendor-facing promise</w:t>
+      </w:r>
+      <w:r>
+        <w:t xml:space="preserve"> </w:t>
+      </w:r>
+      <w:r>
+        <w:rPr>
+          <w:i/>
+          <w:iCs/>
+        </w:rPr>
+        <w:t xml:space="preserve">“There’s always a place for what you do”</w:t>
+      </w:r>
+      <w:r>
+        <w:t xml:space="preserve"> </w:t>
+      </w:r>
+      <w:r>
+        <w:t xml:space="preserve">(</w:t>
+      </w:r>
+      <w:hyperlink r:id="rId59">
+        <w:r>
+          <w:rPr>
+            <w:rStyle w:val="Hyperlink"/>
+          </w:rPr>
+          <w:t xml:space="preserve">0015 §5</w:t>
+        </w:r>
+      </w:hyperlink>
+      <w:r>
+        <w:t xml:space="preserve"> </w:t>
+      </w:r>
+      <w:r>
+        <w:t xml:space="preserve">·</w:t>
+      </w:r>
+      <w:r>
+        <w:t xml:space="preserve"> </w:t>
+      </w:r>
+      <w:hyperlink r:id="rId9">
+        <w:r>
+          <w:rPr>
+            <w:rStyle w:val="Hyperlink"/>
+          </w:rPr>
+          <w:t xml:space="preserve">0022 §2.1a</w:t>
+        </w:r>
+      </w:hyperlink>
+      <w:r>
+        <w:t xml:space="preserve"> </w:t>
+      </w:r>
+      <w:r>
+        <w:t xml:space="preserve">· DECISION_LOG 2026-06-03</w:t>
+      </w:r>
+      <w:r>
+        <w:t xml:space="preserve"> </w:t>
+      </w:r>
+      <w:r>
+        <w:t xml:space="preserve">“🌿 Vendor promise”</w:t>
+      </w:r>
+      <w:r>
+        <w:t xml:space="preserve">). See DECISION_LOG 2026-06-03</w:t>
+      </w:r>
+      <w:r>
+        <w:t xml:space="preserve"> </w:t>
+      </w:r>
+      <w:r>
+        <w:t xml:space="preserve">“🌳 Admin-gated expandable taxonomy”</w:t>
+      </w:r>
+      <w:r>
+        <w:t xml:space="preserve">.</w:t>
       </w:r>
     </w:p>
     <w:p>
@@ -7839,8 +9622,8 @@
         </w:pict>
       </w:r>
     </w:p>
-    <w:bookmarkEnd w:id="56"/>
-    <w:bookmarkStart w:id="58" w:name="cross-references"/>
+    <w:bookmarkEnd w:id="60"/>
+    <w:bookmarkStart w:id="62" w:name="cross-references"/>
     <w:p>
       <w:pPr>
         <w:pStyle w:val="Heading2"/>
@@ -7983,7 +9766,7 @@
       <w:r>
         <w:t xml:space="preserve"> </w:t>
       </w:r>
-      <w:hyperlink r:id="rId57">
+      <w:hyperlink r:id="rId61">
         <w:r>
           <w:rPr>
             <w:rStyle w:val="Hyperlink"/>
@@ -8039,8 +9822,8 @@
         </w:pict>
       </w:r>
     </w:p>
-    <w:bookmarkEnd w:id="58"/>
-    <w:bookmarkStart w:id="59" w:name="decision-log"/>
+    <w:bookmarkEnd w:id="62"/>
+    <w:bookmarkStart w:id="63" w:name="decision-log"/>
     <w:p>
       <w:pPr>
         <w:pStyle w:val="Heading2"/>
@@ -8071,8 +9854,8 @@
         <w:t xml:space="preserve">Per-category attribute schemas framework locked. Shared attribute groups (faith_compatibility, dietary_accommodations, geographic_service_areas, pricing_signal, vendor_credentials) consumed by multiple canonical_services. Catering schema includes the faith-compatibility group with halal_certified / halal_compatible / inc_friendly / kosher_certified / kosher_compatible / vegetarian_capable / vegan_capable / lenten_compliant / allergen_aware tags. Lechonero edge case (self-filtering for Muslim) covered via vendor compatibility tags from 0043. V1.1 ships schemas for 15 top canonical_services; remaining ~100 roll out V1.2+.</w:t>
       </w:r>
     </w:p>
-    <w:bookmarkEnd w:id="59"/>
-    <w:bookmarkEnd w:id="60"/>
+    <w:bookmarkEnd w:id="63"/>
+    <w:bookmarkEnd w:id="64"/>
     <w:sectPr>
       <w:footnotePr>
         <w:numRestart w:val="eachSect"/>

--- a/0044_per_category_schemas/0044_per_category_schemas.docx
+++ b/0044_per_category_schemas/0044_per_category_schemas.docx
@@ -2,7 +2,7 @@
 <file path=word/document.xml><?xml version="1.0" encoding="utf-8"?>
 <w:document xmlns:w="http://schemas.openxmlformats.org/wordprocessingml/2006/main" xmlns:m="http://schemas.openxmlformats.org/officeDocument/2006/math" xmlns:r="http://schemas.openxmlformats.org/officeDocument/2006/relationships" xmlns:o="urn:schemas-microsoft-com:office:office" xmlns:v="urn:schemas-microsoft-com:vml" xmlns:w10="urn:schemas-microsoft-com:office:word" xmlns:a="http://schemas.openxmlformats.org/drawingml/2006/main" xmlns:pic="http://schemas.openxmlformats.org/drawingml/2006/picture" xmlns:wp="http://schemas.openxmlformats.org/drawingml/2006/wordprocessingDrawing">
   <w:body>
-    <w:bookmarkStart w:id="64" w:name="Xd18791babaf678a6fb8a639b68321bf275a3bd2"/>
+    <w:bookmarkStart w:id="65" w:name="Xd18791babaf678a6fb8a639b68321bf275a3bd2"/>
     <w:p>
       <w:pPr>
         <w:pStyle w:val="Heading1"/>
@@ -13,6 +13,455 @@
     </w:p>
     <w:p>
       <w:pPr>
+        <w:pStyle w:val="Heading2"/>
+      </w:pPr>
+      <w:bookmarkStart w:id="9" w:name="X15fe45fd35a3898cec2809a953f74255a18bbe7"/>
+      <w:r>
+        <w:t xml:space="preserve">WARNING: AS-BUILT CORRECTION — 2026-06-07 (reconciled to live site + origin/main @ 34347c3c)</w:t>
+      </w:r>
+      <w:bookmarkEnd w:id="9"/>
+    </w:p>
+    <w:p>
+      <w:pPr>
+        <w:pStyle w:val="BlockText"/>
+      </w:pPr>
+      <w:r>
+        <w:rPr>
+          <w:b/>
+          <w:bCs/>
+        </w:rPr>
+        <w:t xml:space="preserve">This spec is HISTORICAL.</w:t>
+      </w:r>
+      <w:r>
+        <w:t xml:space="preserve"> </w:t>
+      </w:r>
+      <w:r>
+        <w:t xml:space="preserve">Authoritative current state = the live site (www.setnayan.com) + shipped code +</w:t>
+      </w:r>
+      <w:r>
+        <w:t xml:space="preserve"> </w:t>
+      </w:r>
+      <w:r>
+        <w:rPr>
+          <w:rStyle w:val="VerbatimChar"/>
+        </w:rPr>
+        <w:t xml:space="preserve">AS_BUILT_GROUND_TRUTH_2026-06-07.md</w:t>
+      </w:r>
+      <w:r>
+        <w:t xml:space="preserve">. Deltas vs what actually shipped:</w:t>
+      </w:r>
+      <w:r>
+        <w:t xml:space="preserve"> </w:t>
+      </w:r>
+      <w:r>
+        <w:t xml:space="preserve">-</w:t>
+      </w:r>
+      <w:r>
+        <w:t xml:space="preserve"> </w:t>
+      </w:r>
+      <w:r>
+        <w:rPr>
+          <w:b/>
+          <w:bCs/>
+        </w:rPr>
+        <w:t xml:space="preserve">Framework SHIPPED</w:t>
+      </w:r>
+      <w:r>
+        <w:t xml:space="preserve"> </w:t>
+      </w:r>
+      <w:r>
+        <w:t xml:space="preserve">—</w:t>
+      </w:r>
+      <w:r>
+        <w:t xml:space="preserve"> </w:t>
+      </w:r>
+      <w:r>
+        <w:rPr>
+          <w:rStyle w:val="VerbatimChar"/>
+        </w:rPr>
+        <w:t xml:space="preserve">canonical_service_schemas</w:t>
+      </w:r>
+      <w:r>
+        <w:t xml:space="preserve"> </w:t>
+      </w:r>
+      <w:r>
+        <w:t xml:space="preserve">+</w:t>
+      </w:r>
+      <w:r>
+        <w:t xml:space="preserve"> </w:t>
+      </w:r>
+      <w:r>
+        <w:rPr>
+          <w:rStyle w:val="VerbatimChar"/>
+        </w:rPr>
+        <w:t xml:space="preserve">vendor_service_attributes</w:t>
+      </w:r>
+      <w:r>
+        <w:t xml:space="preserve"> </w:t>
+      </w:r>
+      <w:r>
+        <w:t xml:space="preserve">tables exist, the vendor fill surface is live at</w:t>
+      </w:r>
+      <w:r>
+        <w:t xml:space="preserve"> </w:t>
+      </w:r>
+      <w:r>
+        <w:rPr>
+          <w:rStyle w:val="VerbatimChar"/>
+        </w:rPr>
+        <w:t xml:space="preserve">/vendor-dashboard/attributes</w:t>
+      </w:r>
+      <w:r>
+        <w:t xml:space="preserve"> </w:t>
+      </w:r>
+      <w:r>
+        <w:t xml:space="preserve">(</w:t>
+      </w:r>
+      <w:r>
+        <w:rPr>
+          <w:rStyle w:val="VerbatimChar"/>
+        </w:rPr>
+        <w:t xml:space="preserve">attribute-field-renderer.tsx</w:t>
+      </w:r>
+      <w:r>
+        <w:t xml:space="preserve">,</w:t>
+      </w:r>
+      <w:r>
+        <w:t xml:space="preserve"> </w:t>
+      </w:r>
+      <w:r>
+        <w:rPr>
+          <w:rStyle w:val="VerbatimChar"/>
+        </w:rPr>
+        <w:t xml:space="preserve">lib/vendor-service-attributes.ts</w:t>
+      </w:r>
+      <w:r>
+        <w:t xml:space="preserve">), and admin schema management runs through</w:t>
+      </w:r>
+      <w:r>
+        <w:t xml:space="preserve"> </w:t>
+      </w:r>
+      <w:r>
+        <w:rPr>
+          <w:rStyle w:val="VerbatimChar"/>
+        </w:rPr>
+        <w:t xml:space="preserve">/admin/taxonomy</w:t>
+      </w:r>
+      <w:r>
+        <w:t xml:space="preserve">.</w:t>
+      </w:r>
+      <w:r>
+        <w:t xml:space="preserve"> </w:t>
+      </w:r>
+      <w:r>
+        <w:t xml:space="preserve">-</w:t>
+      </w:r>
+      <w:r>
+        <w:t xml:space="preserve"> </w:t>
+      </w:r>
+      <w:r>
+        <w:rPr>
+          <w:b/>
+          <w:bCs/>
+        </w:rPr>
+        <w:t xml:space="preserve">Shipped terminology is</w:t>
+      </w:r>
+      <w:r>
+        <w:rPr>
+          <w:b/>
+          <w:bCs/>
+        </w:rPr>
+        <w:t xml:space="preserve"> </w:t>
+      </w:r>
+      <w:r>
+        <w:rPr>
+          <w:b/>
+          <w:bCs/>
+        </w:rPr>
+        <w:t xml:space="preserve">“refinements,”</w:t>
+      </w:r>
+      <w:r>
+        <w:rPr>
+          <w:b/>
+          <w:bCs/>
+        </w:rPr>
+        <w:t xml:space="preserve"> </w:t>
+      </w:r>
+      <w:r>
+        <w:rPr>
+          <w:b/>
+          <w:bCs/>
+        </w:rPr>
+        <w:t xml:space="preserve">NOT</w:t>
+      </w:r>
+      <w:r>
+        <w:rPr>
+          <w:b/>
+          <w:bCs/>
+        </w:rPr>
+        <w:t xml:space="preserve"> </w:t>
+      </w:r>
+      <w:r>
+        <w:rPr>
+          <w:b/>
+          <w:bCs/>
+        </w:rPr>
+        <w:t xml:space="preserve">“attributes/details”</w:t>
+      </w:r>
+      <w:r>
+        <w:t xml:space="preserve"> </w:t>
+      </w:r>
+      <w:r>
+        <w:t xml:space="preserve">— the per-leaf detail facets this spec calls</w:t>
+      </w:r>
+      <w:r>
+        <w:t xml:space="preserve"> </w:t>
+      </w:r>
+      <w:r>
+        <w:t xml:space="preserve">“category-specific attributes”</w:t>
+      </w:r>
+      <w:r>
+        <w:t xml:space="preserve"> </w:t>
+      </w:r>
+      <w:r>
+        <w:t xml:space="preserve">are uniformly called</w:t>
+      </w:r>
+      <w:r>
+        <w:t xml:space="preserve"> </w:t>
+      </w:r>
+      <w:r>
+        <w:rPr>
+          <w:b/>
+          <w:bCs/>
+        </w:rPr>
+        <w:t xml:space="preserve">refinements</w:t>
+      </w:r>
+      <w:r>
+        <w:t xml:space="preserve"> </w:t>
+      </w:r>
+      <w:r>
+        <w:t xml:space="preserve">in code/UI (owner-locked 2026-06-03); each refinement carries a</w:t>
+      </w:r>
+      <w:r>
+        <w:t xml:space="preserve"> </w:t>
+      </w:r>
+      <w:r>
+        <w:rPr>
+          <w:rStyle w:val="VerbatimChar"/>
+        </w:rPr>
+        <w:t xml:space="preserve">sample_photo_r2_key</w:t>
+      </w:r>
+      <w:r>
+        <w:t xml:space="preserve"> </w:t>
+      </w:r>
+      <w:r>
+        <w:t xml:space="preserve">for the onboarding picker.</w:t>
+      </w:r>
+      <w:r>
+        <w:t xml:space="preserve"> </w:t>
+      </w:r>
+      <w:r>
+        <w:t xml:space="preserve">-</w:t>
+      </w:r>
+      <w:r>
+        <w:t xml:space="preserve"> </w:t>
+      </w:r>
+      <w:r>
+        <w:rPr>
+          <w:b/>
+          <w:bCs/>
+        </w:rPr>
+        <w:t xml:space="preserve">6-dimension GATE+SCORE matching is LIVE</w:t>
+      </w:r>
+      <w:r>
+        <w:t xml:space="preserve"> </w:t>
+      </w:r>
+      <w:r>
+        <w:t xml:space="preserve">(</w:t>
+      </w:r>
+      <w:r>
+        <w:rPr>
+          <w:rStyle w:val="VerbatimChar"/>
+        </w:rPr>
+        <w:t xml:space="preserve">lib/compat-score.ts</w:t>
+      </w:r>
+      <w:r>
+        <w:t xml:space="preserve">) — region / event-type / venue-setting / pax-capacity / venue-type / schedule, plus a</w:t>
+      </w:r>
+      <w:r>
+        <w:t xml:space="preserve"> </w:t>
+      </w:r>
+      <w:r>
+        <w:rPr>
+          <w:rStyle w:val="VerbatimChar"/>
+        </w:rPr>
+        <w:t xml:space="preserve">dateHeadroom</w:t>
+      </w:r>
+      <w:r>
+        <w:t xml:space="preserve"> </w:t>
+      </w:r>
+      <w:r>
+        <w:t xml:space="preserve">rank weight. This is the realized form of the</w:t>
+      </w:r>
+      <w:r>
+        <w:t xml:space="preserve"> </w:t>
+      </w:r>
+      <w:r>
+        <w:t xml:space="preserve">“couple-side filter UX”</w:t>
+      </w:r>
+      <w:r>
+        <w:t xml:space="preserve"> </w:t>
+      </w:r>
+      <w:r>
+        <w:t xml:space="preserve">this spec sketched; the 2026-06-04 hybrid serves-area correction baked into the body (</w:t>
+      </w:r>
+      <w:r>
+        <w:rPr>
+          <w:rStyle w:val="VerbatimChar"/>
+        </w:rPr>
+        <w:t xml:space="preserve">travel_radius</w:t>
+      </w:r>
+      <w:r>
+        <w:t xml:space="preserve"> </w:t>
+      </w:r>
+      <w:r>
+        <w:t xml:space="preserve">OR</w:t>
+      </w:r>
+      <w:r>
+        <w:t xml:space="preserve"> </w:t>
+      </w:r>
+      <w:r>
+        <w:rPr>
+          <w:rStyle w:val="VerbatimChar"/>
+        </w:rPr>
+        <w:t xml:space="preserve">service_regions</w:t>
+      </w:r>
+      <w:r>
+        <w:t xml:space="preserve">) is accurate.</w:t>
+      </w:r>
+      <w:r>
+        <w:t xml:space="preserve"> </w:t>
+      </w:r>
+      <w:r>
+        <w:t xml:space="preserve">-</w:t>
+      </w:r>
+      <w:r>
+        <w:t xml:space="preserve"> </w:t>
+      </w:r>
+      <w:r>
+        <w:rPr>
+          <w:b/>
+          <w:bCs/>
+        </w:rPr>
+        <w:t xml:space="preserve">NO product-level filters from here</w:t>
+      </w:r>
+      <w:r>
+        <w:t xml:space="preserve"> </w:t>
+      </w:r>
+      <w:r>
+        <w:t xml:space="preserve">— the compound</w:t>
+      </w:r>
+      <w:r>
+        <w:t xml:space="preserve"> </w:t>
+      </w:r>
+      <w:r>
+        <w:t xml:space="preserve">“attribute AND product”</w:t>
+      </w:r>
+      <w:r>
+        <w:t xml:space="preserve"> </w:t>
+      </w:r>
+      <w:r>
+        <w:t xml:space="preserve">search this spec promises depends on 0045’s</w:t>
+      </w:r>
+      <w:r>
+        <w:t xml:space="preserve"> </w:t>
+      </w:r>
+      <w:r>
+        <w:rPr>
+          <w:rStyle w:val="VerbatimChar"/>
+        </w:rPr>
+        <w:t xml:space="preserve">vendor_products</w:t>
+      </w:r>
+      <w:r>
+        <w:t xml:space="preserve"> </w:t>
+      </w:r>
+      <w:r>
+        <w:t xml:space="preserve">table, which</w:t>
+      </w:r>
+      <w:r>
+        <w:t xml:space="preserve"> </w:t>
+      </w:r>
+      <w:r>
+        <w:rPr>
+          <w:b/>
+          <w:bCs/>
+        </w:rPr>
+        <w:t xml:space="preserve">never shipped</w:t>
+      </w:r>
+      <w:r>
+        <w:t xml:space="preserve"> </w:t>
+      </w:r>
+      <w:r>
+        <w:t xml:space="preserve">(only the band</w:t>
+      </w:r>
+      <w:r>
+        <w:t xml:space="preserve"> </w:t>
+      </w:r>
+      <w:r>
+        <w:rPr>
+          <w:rStyle w:val="VerbatimChar"/>
+        </w:rPr>
+        <w:t xml:space="preserve">vendor_songs</w:t>
+      </w:r>
+      <w:r>
+        <w:t xml:space="preserve"> </w:t>
+      </w:r>
+      <w:r>
+        <w:t xml:space="preserve">repertoire exists). Attribute/refinement filtering is real; product-level filtering is not.</w:t>
+      </w:r>
+      <w:r>
+        <w:t xml:space="preserve"> </w:t>
+      </w:r>
+      <w:r>
+        <w:t xml:space="preserve">- Off-platform vendor money /</w:t>
+      </w:r>
+      <w:r>
+        <w:t xml:space="preserve"> </w:t>
+      </w:r>
+      <w:r>
+        <w:rPr>
+          <w:b/>
+          <w:bCs/>
+        </w:rPr>
+        <w:t xml:space="preserve">0% commission</w:t>
+      </w:r>
+      <w:r>
+        <w:t xml:space="preserve"> </w:t>
+      </w:r>
+      <w:r>
+        <w:t xml:space="preserve">is the current model — ignore any implied Setnayan-Pay-cut framing.</w:t>
+      </w:r>
+    </w:p>
+    <w:p>
+      <w:pPr>
+        <w:pStyle w:val="BlockText"/>
+      </w:pPr>
+      <w:r>
+        <w:t xml:space="preserve">When this body disagrees with the above,</w:t>
+      </w:r>
+      <w:r>
+        <w:t xml:space="preserve"> </w:t>
+      </w:r>
+      <w:r>
+        <w:rPr>
+          <w:b/>
+          <w:bCs/>
+        </w:rPr>
+        <w:t xml:space="preserve">the above wins.</w:t>
+      </w:r>
+    </w:p>
+    <w:p>
+      <w:pPr>
         <w:pStyle w:val="FirstParagraph"/>
       </w:pPr>
       <w:r>
@@ -60,7 +509,7 @@
       <w:r>
         <w:t xml:space="preserve">Vendor dashboard onboarding wizard (</w:t>
       </w:r>
-      <w:hyperlink r:id="rId9">
+      <w:hyperlink r:id="rId10">
         <w:r>
           <w:rPr>
             <w:rStyle w:val="Hyperlink"/>
@@ -71,7 +520,7 @@
       <w:r>
         <w:t xml:space="preserve">) + couple-facing marketplace filter UX (</w:t>
       </w:r>
-      <w:hyperlink r:id="rId10">
+      <w:hyperlink r:id="rId11">
         <w:r>
           <w:rPr>
             <w:rStyle w:val="Hyperlink"/>
@@ -136,7 +585,7 @@
       <w:r>
         <w:t xml:space="preserve"> </w:t>
       </w:r>
-      <w:hyperlink r:id="rId11">
+      <w:hyperlink r:id="rId12">
         <w:r>
           <w:rPr>
             <w:rStyle w:val="Hyperlink"/>
@@ -206,7 +655,7 @@
         </w:pict>
       </w:r>
     </w:p>
-    <w:bookmarkStart w:id="14" w:name="what-this-iteration-ships"/>
+    <w:bookmarkStart w:id="15" w:name="what-this-iteration-ships"/>
     <w:p>
       <w:pPr>
         <w:pStyle w:val="Heading2"/>
@@ -356,7 +805,7 @@
       <w:r>
         <w:t xml:space="preserve">pattern with structured, queryable, per-category vendor data — which becomes the foundation for the style-driven marketplaces (</w:t>
       </w:r>
-      <w:hyperlink r:id="rId12">
+      <w:hyperlink r:id="rId13">
         <w:r>
           <w:rPr>
             <w:rStyle w:val="Hyperlink"/>
@@ -367,7 +816,7 @@
       <w:r>
         <w:t xml:space="preserve">) and the faceted Wedding Showcase (</w:t>
       </w:r>
-      <w:hyperlink r:id="rId13">
+      <w:hyperlink r:id="rId14">
         <w:r>
           <w:rPr>
             <w:rStyle w:val="Hyperlink"/>
@@ -410,8 +859,8 @@
         </w:pict>
       </w:r>
     </w:p>
-    <w:bookmarkEnd w:id="14"/>
-    <w:bookmarkStart w:id="15" w:name="why-this-is-the-foundation"/>
+    <w:bookmarkEnd w:id="15"/>
+    <w:bookmarkStart w:id="16" w:name="why-this-is-the-foundation"/>
     <w:p>
       <w:pPr>
         <w:pStyle w:val="Heading2"/>
@@ -503,8 +952,8 @@
         </w:pict>
       </w:r>
     </w:p>
-    <w:bookmarkEnd w:id="15"/>
-    <w:bookmarkStart w:id="19" w:name="schema"/>
+    <w:bookmarkEnd w:id="16"/>
+    <w:bookmarkStart w:id="20" w:name="schema"/>
     <w:p>
       <w:pPr>
         <w:pStyle w:val="Heading2"/>
@@ -513,7 +962,7 @@
         <w:t xml:space="preserve">Schema</w:t>
       </w:r>
     </w:p>
-    <w:bookmarkStart w:id="16" w:name="canonical_service_schemas-table-new"/>
+    <w:bookmarkStart w:id="17" w:name="canonical_service_schemas-table-new"/>
     <w:p>
       <w:pPr>
         <w:pStyle w:val="Heading3"/>
@@ -1153,8 +1602,8 @@
         <w:t xml:space="preserve">shouldn’t break existing photographer profiles filled out under an older schema_version. Migration paths described in § Schema evolution below.</w:t>
       </w:r>
     </w:p>
-    <w:bookmarkEnd w:id="16"/>
-    <w:bookmarkStart w:id="17" w:name="shared_attribute_groups-table-new"/>
+    <w:bookmarkEnd w:id="17"/>
+    <w:bookmarkStart w:id="18" w:name="shared_attribute_groups-table-new"/>
     <w:p>
       <w:pPr>
         <w:pStyle w:val="Heading3"/>
@@ -1449,8 +1898,8 @@
         <w:t xml:space="preserve">);</w:t>
       </w:r>
     </w:p>
-    <w:bookmarkEnd w:id="17"/>
-    <w:bookmarkStart w:id="18" w:name="vendor_service_attributes-table-new"/>
+    <w:bookmarkEnd w:id="18"/>
+    <w:bookmarkStart w:id="19" w:name="vendor_service_attributes-table-new"/>
     <w:p>
       <w:pPr>
         <w:pStyle w:val="Heading3"/>
@@ -2190,9 +2639,9 @@
         </w:pict>
       </w:r>
     </w:p>
-    <w:bookmarkEnd w:id="18"/>
     <w:bookmarkEnd w:id="19"/>
-    <w:bookmarkStart w:id="26" w:name="shared-attribute-groups-v1.1-launch-set"/>
+    <w:bookmarkEnd w:id="20"/>
+    <w:bookmarkStart w:id="27" w:name="shared-attribute-groups-v1.1-launch-set"/>
     <w:p>
       <w:pPr>
         <w:pStyle w:val="Heading2"/>
@@ -2201,7 +2650,7 @@
         <w:t xml:space="preserve">Shared attribute groups (V1.1 launch set)</w:t>
       </w:r>
     </w:p>
-    <w:bookmarkStart w:id="20" w:name="X728d97614d5d9590b70f27f4d928d3d24527e4d"/>
+    <w:bookmarkStart w:id="21" w:name="X728d97614d5d9590b70f27f4d928d3d24527e4d"/>
     <w:p>
       <w:pPr>
         <w:pStyle w:val="Heading3"/>
@@ -2457,7 +2906,7 @@
       <w:r>
         <w:t xml:space="preserve"> </w:t>
       </w:r>
-      <w:hyperlink r:id="rId11">
+      <w:hyperlink r:id="rId12">
         <w:r>
           <w:rPr>
             <w:rStyle w:val="Hyperlink"/>
@@ -2565,8 +3014,8 @@
         <w:t xml:space="preserve">)</w:t>
       </w:r>
     </w:p>
-    <w:bookmarkEnd w:id="20"/>
-    <w:bookmarkStart w:id="21" w:name="Xdedcf73988f31200948f7b88950640ee416a8e7"/>
+    <w:bookmarkEnd w:id="21"/>
+    <w:bookmarkStart w:id="22" w:name="Xdedcf73988f31200948f7b88950640ee416a8e7"/>
     <w:p>
       <w:pPr>
         <w:pStyle w:val="Heading3"/>
@@ -2688,8 +3137,8 @@
         <w:t xml:space="preserve">.</w:t>
       </w:r>
     </w:p>
-    <w:bookmarkEnd w:id="21"/>
-    <w:bookmarkStart w:id="23" w:name="X968cec65941ec89284a796cdaaeaa2dd86c1d44"/>
+    <w:bookmarkEnd w:id="22"/>
+    <w:bookmarkStart w:id="24" w:name="X968cec65941ec89284a796cdaaeaa2dd86c1d44"/>
     <w:p>
       <w:pPr>
         <w:pStyle w:val="Heading3"/>
@@ -3002,7 +3451,7 @@
       <w:r>
         <w:t xml:space="preserve"> </w:t>
       </w:r>
-      <w:hyperlink r:id="rId22">
+      <w:hyperlink r:id="rId23">
         <w:r>
           <w:rPr>
             <w:rStyle w:val="Hyperlink"/>
@@ -3263,8 +3712,8 @@
         <w:t xml:space="preserve">, not greyed in place.</w:t>
       </w:r>
     </w:p>
-    <w:bookmarkEnd w:id="23"/>
-    <w:bookmarkStart w:id="24" w:name="Xe938523144fec5020ad333a75a31e0708fb27dd"/>
+    <w:bookmarkEnd w:id="24"/>
+    <w:bookmarkStart w:id="25" w:name="Xe938523144fec5020ad333a75a31e0708fb27dd"/>
     <w:p>
       <w:pPr>
         <w:pStyle w:val="Heading3"/>
@@ -3404,8 +3853,8 @@
         <w:t xml:space="preserve">CTA only.</w:t>
       </w:r>
     </w:p>
-    <w:bookmarkEnd w:id="24"/>
-    <w:bookmarkStart w:id="25" w:name="Xa8bfcc2b6d1efcf78ed3d323f8ae9934ec3455f"/>
+    <w:bookmarkEnd w:id="25"/>
+    <w:bookmarkStart w:id="26" w:name="Xa8bfcc2b6d1efcf78ed3d323f8ae9934ec3455f"/>
     <w:p>
       <w:pPr>
         <w:pStyle w:val="Heading3"/>
@@ -3513,9 +3962,9 @@
         </w:pict>
       </w:r>
     </w:p>
-    <w:bookmarkEnd w:id="25"/>
     <w:bookmarkEnd w:id="26"/>
-    <w:bookmarkStart w:id="45" w:name="X2200cb9be32fe3b0a5c7b1957efaf814dc33248"/>
+    <w:bookmarkEnd w:id="27"/>
+    <w:bookmarkStart w:id="46" w:name="X2200cb9be32fe3b0a5c7b1957efaf814dc33248"/>
     <w:p>
       <w:pPr>
         <w:pStyle w:val="Heading2"/>
@@ -3524,7 +3973,7 @@
         <w:t xml:space="preserve">Category-specific attribute schemas (V1.1 launch set — top 15 canonical_services)</w:t>
       </w:r>
     </w:p>
-    <w:bookmarkStart w:id="27" w:name="catering"/>
+    <w:bookmarkStart w:id="28" w:name="catering"/>
     <w:p>
       <w:pPr>
         <w:pStyle w:val="Heading3"/>
@@ -3835,8 +4284,8 @@
         <w:t xml:space="preserve">}</w:t>
       </w:r>
     </w:p>
-    <w:bookmarkEnd w:id="27"/>
-    <w:bookmarkStart w:id="28" w:name="photography"/>
+    <w:bookmarkEnd w:id="28"/>
+    <w:bookmarkStart w:id="29" w:name="photography"/>
     <w:p>
       <w:pPr>
         <w:pStyle w:val="Heading3"/>
@@ -4102,8 +4551,8 @@
         <w:t xml:space="preserve">}</w:t>
       </w:r>
     </w:p>
-    <w:bookmarkEnd w:id="28"/>
-    <w:bookmarkStart w:id="29" w:name="videography"/>
+    <w:bookmarkEnd w:id="29"/>
+    <w:bookmarkStart w:id="30" w:name="videography"/>
     <w:p>
       <w:pPr>
         <w:pStyle w:val="Heading3"/>
@@ -4207,8 +4656,8 @@
         <w:t xml:space="preserve">}</w:t>
       </w:r>
     </w:p>
-    <w:bookmarkEnd w:id="29"/>
-    <w:bookmarkStart w:id="30" w:name="bridal_gown_custom"/>
+    <w:bookmarkEnd w:id="30"/>
+    <w:bookmarkStart w:id="31" w:name="bridal_gown_custom"/>
     <w:p>
       <w:pPr>
         <w:pStyle w:val="Heading3"/>
@@ -4591,8 +5040,8 @@
         <w:t xml:space="preserve">}</w:t>
       </w:r>
     </w:p>
-    <w:bookmarkEnd w:id="30"/>
-    <w:bookmarkStart w:id="31" w:name="band_live_music"/>
+    <w:bookmarkEnd w:id="31"/>
+    <w:bookmarkStart w:id="32" w:name="band_live_music"/>
     <w:p>
       <w:pPr>
         <w:pStyle w:val="Heading3"/>
@@ -4795,8 +5244,8 @@
         <w:t xml:space="preserve">}</w:t>
       </w:r>
     </w:p>
-    <w:bookmarkEnd w:id="31"/>
-    <w:bookmarkStart w:id="32" w:name="host_emcee"/>
+    <w:bookmarkEnd w:id="32"/>
+    <w:bookmarkStart w:id="33" w:name="host_emcee"/>
     <w:p>
       <w:pPr>
         <w:pStyle w:val="Heading3"/>
@@ -5062,8 +5511,8 @@
         <w:t xml:space="preserve">}</w:t>
       </w:r>
     </w:p>
-    <w:bookmarkEnd w:id="32"/>
-    <w:bookmarkStart w:id="33" w:name="wedding_coordination"/>
+    <w:bookmarkEnd w:id="33"/>
+    <w:bookmarkStart w:id="34" w:name="wedding_coordination"/>
     <w:p>
       <w:pPr>
         <w:pStyle w:val="Heading3"/>
@@ -5230,8 +5679,8 @@
         <w:t xml:space="preserve">}</w:t>
       </w:r>
     </w:p>
-    <w:bookmarkEnd w:id="33"/>
-    <w:bookmarkStart w:id="34" w:name="florals"/>
+    <w:bookmarkEnd w:id="34"/>
+    <w:bookmarkStart w:id="35" w:name="florals"/>
     <w:p>
       <w:pPr>
         <w:pStyle w:val="Heading3"/>
@@ -5380,8 +5829,8 @@
         <w:t xml:space="preserve">}</w:t>
       </w:r>
     </w:p>
-    <w:bookmarkEnd w:id="34"/>
-    <w:bookmarkStart w:id="36" w:name="stylist_decorator"/>
+    <w:bookmarkEnd w:id="35"/>
+    <w:bookmarkStart w:id="37" w:name="stylist_decorator"/>
     <w:p>
       <w:pPr>
         <w:pStyle w:val="Heading3"/>
@@ -5708,7 +6157,7 @@
       <w:r>
         <w:t xml:space="preserve"> </w:t>
       </w:r>
-      <w:hyperlink r:id="rId35">
+      <w:hyperlink r:id="rId36">
         <w:r>
           <w:rPr>
             <w:rStyle w:val="Hyperlink"/>
@@ -5758,8 +6207,8 @@
         <w:t xml:space="preserve">sub-tags (classic / mirror / 360 / etc.) — one attribute, multiple downstream consumers.</w:t>
       </w:r>
     </w:p>
-    <w:bookmarkEnd w:id="36"/>
-    <w:bookmarkStart w:id="37" w:name="Xc78110530cf82f229b04ae5332bf1c4ba8f9b08"/>
+    <w:bookmarkEnd w:id="37"/>
+    <w:bookmarkStart w:id="38" w:name="Xc78110530cf82f229b04ae5332bf1c4ba8f9b08"/>
     <w:p>
       <w:pPr>
         <w:pStyle w:val="Heading3"/>
@@ -5779,7 +6228,7 @@
       <w:r>
         <w:t xml:space="preserve"> </w:t>
       </w:r>
-      <w:hyperlink r:id="rId12">
+      <w:hyperlink r:id="rId13">
         <w:r>
           <w:rPr>
             <w:rStyle w:val="Hyperlink"/>
@@ -5949,8 +6398,8 @@
         <w:t xml:space="preserve">}</w:t>
       </w:r>
     </w:p>
-    <w:bookmarkEnd w:id="37"/>
-    <w:bookmarkStart w:id="38" w:name="mobile_bar"/>
+    <w:bookmarkEnd w:id="38"/>
+    <w:bookmarkStart w:id="39" w:name="mobile_bar"/>
     <w:p>
       <w:pPr>
         <w:pStyle w:val="Heading3"/>
@@ -6099,8 +6548,8 @@
         <w:t xml:space="preserve">}</w:t>
       </w:r>
     </w:p>
-    <w:bookmarkEnd w:id="38"/>
-    <w:bookmarkStart w:id="39" w:name="coffee_booth"/>
+    <w:bookmarkEnd w:id="39"/>
+    <w:bookmarkStart w:id="40" w:name="coffee_booth"/>
     <w:p>
       <w:pPr>
         <w:pStyle w:val="Heading3"/>
@@ -6276,8 +6725,8 @@
         <w:t xml:space="preserve">}</w:t>
       </w:r>
     </w:p>
-    <w:bookmarkEnd w:id="39"/>
-    <w:bookmarkStart w:id="40" w:name="officiant_priest_minister"/>
+    <w:bookmarkEnd w:id="40"/>
+    <w:bookmarkStart w:id="41" w:name="officiant_priest_minister"/>
     <w:p>
       <w:pPr>
         <w:pStyle w:val="Heading3"/>
@@ -6426,8 +6875,8 @@
         <w:t xml:space="preserve">}</w:t>
       </w:r>
     </w:p>
-    <w:bookmarkEnd w:id="40"/>
-    <w:bookmarkStart w:id="41" w:name="X949944b2bf0db6fa169a58250ad1eb006fca6a2"/>
+    <w:bookmarkEnd w:id="41"/>
+    <w:bookmarkStart w:id="42" w:name="X949944b2bf0db6fa169a58250ad1eb006fca6a2"/>
     <w:p>
       <w:pPr>
         <w:pStyle w:val="Heading3"/>
@@ -6585,8 +7034,8 @@
         <w:t xml:space="preserve">}</w:t>
       </w:r>
     </w:p>
-    <w:bookmarkEnd w:id="41"/>
-    <w:bookmarkStart w:id="42" w:name="wedding_cake"/>
+    <w:bookmarkEnd w:id="42"/>
+    <w:bookmarkStart w:id="43" w:name="wedding_cake"/>
     <w:p>
       <w:pPr>
         <w:pStyle w:val="Heading3"/>
@@ -6735,8 +7184,8 @@
         <w:t xml:space="preserve">}</w:t>
       </w:r>
     </w:p>
-    <w:bookmarkEnd w:id="42"/>
-    <w:bookmarkStart w:id="43" w:name="Xf29bed2c51832571dd6774836eec3c1a394068a"/>
+    <w:bookmarkEnd w:id="43"/>
+    <w:bookmarkStart w:id="44" w:name="Xf29bed2c51832571dd6774836eec3c1a394068a"/>
     <w:p>
       <w:pPr>
         <w:pStyle w:val="Heading3"/>
@@ -7266,8 +7715,8 @@
         <w:t xml:space="preserve">so the matcher can read it.</w:t>
       </w:r>
     </w:p>
-    <w:bookmarkEnd w:id="43"/>
-    <w:bookmarkStart w:id="44" w:name="X46a0aa3b6f86a604d4806027d4ba8cfd147b3ed"/>
+    <w:bookmarkEnd w:id="44"/>
+    <w:bookmarkStart w:id="45" w:name="X46a0aa3b6f86a604d4806027d4ba8cfd147b3ed"/>
     <w:p>
       <w:pPr>
         <w:pStyle w:val="Heading3"/>
@@ -7750,7 +8199,7 @@
       <w:r>
         <w:t xml:space="preserve"> </w:t>
       </w:r>
-      <w:hyperlink r:id="rId12">
+      <w:hyperlink r:id="rId13">
         <w:r>
           <w:rPr>
             <w:rStyle w:val="Hyperlink"/>
@@ -7767,7 +8216,7 @@
       <w:r>
         <w:t xml:space="preserve"> </w:t>
       </w:r>
-      <w:hyperlink r:id="rId11">
+      <w:hyperlink r:id="rId12">
         <w:r>
           <w:rPr>
             <w:rStyle w:val="Hyperlink"/>
@@ -7786,9 +8235,9 @@
         </w:pict>
       </w:r>
     </w:p>
-    <w:bookmarkEnd w:id="44"/>
     <w:bookmarkEnd w:id="45"/>
-    <w:bookmarkStart w:id="50" w:name="vendor-onboarding-flow"/>
+    <w:bookmarkEnd w:id="46"/>
+    <w:bookmarkStart w:id="51" w:name="vendor-onboarding-flow"/>
     <w:p>
       <w:pPr>
         <w:pStyle w:val="Heading2"/>
@@ -7797,7 +8246,7 @@
         <w:t xml:space="preserve">Vendor onboarding flow</w:t>
       </w:r>
     </w:p>
-    <w:bookmarkStart w:id="46" w:name="per-category-attribute-fill"/>
+    <w:bookmarkStart w:id="47" w:name="per-category-attribute-fill"/>
     <w:p>
       <w:pPr>
         <w:pStyle w:val="Heading3"/>
@@ -7820,7 +8269,7 @@
       <w:r>
         <w:t xml:space="preserve"> </w:t>
       </w:r>
-      <w:hyperlink r:id="rId9">
+      <w:hyperlink r:id="rId10">
         <w:r>
           <w:rPr>
             <w:rStyle w:val="Hyperlink"/>
@@ -7948,8 +8397,8 @@
         <w:t xml:space="preserve">“Your photography listing will appear in the marketplace once you fill these 4 remaining fields and upload 3 more portfolio photos”</w:t>
       </w:r>
     </w:p>
-    <w:bookmarkEnd w:id="46"/>
-    <w:bookmarkStart w:id="47" w:name="copy-from-category-x-shortcut"/>
+    <w:bookmarkEnd w:id="47"/>
+    <w:bookmarkStart w:id="48" w:name="copy-from-category-x-shortcut"/>
     <w:p>
       <w:pPr>
         <w:pStyle w:val="Heading3"/>
@@ -7984,8 +8433,8 @@
         <w:t xml:space="preserve">affordance. Saves repetition; vendor can override per-category.</w:t>
       </w:r>
     </w:p>
-    <w:bookmarkEnd w:id="47"/>
-    <w:bookmarkStart w:id="48" w:name="mobile-friendly-fill"/>
+    <w:bookmarkEnd w:id="48"/>
+    <w:bookmarkStart w:id="49" w:name="mobile-friendly-fill"/>
     <w:p>
       <w:pPr>
         <w:pStyle w:val="Heading3"/>
@@ -8004,7 +8453,7 @@
       <w:r>
         <w:t xml:space="preserve"> </w:t>
       </w:r>
-      <w:hyperlink r:id="rId9">
+      <w:hyperlink r:id="rId10">
         <w:r>
           <w:rPr>
             <w:rStyle w:val="Hyperlink"/>
@@ -8019,8 +8468,8 @@
         <w:t xml:space="preserve">Phase 2+). Schema rendering must work in narrow viewports (collapsible sections, bottom-sheet pickers for multi_select fields).</w:t>
       </w:r>
     </w:p>
-    <w:bookmarkEnd w:id="48"/>
-    <w:bookmarkStart w:id="49" w:name="geo-aware-pre-suggestions"/>
+    <w:bookmarkEnd w:id="49"/>
+    <w:bookmarkStart w:id="50" w:name="geo-aware-pre-suggestions"/>
     <w:p>
       <w:pPr>
         <w:pStyle w:val="Heading3"/>
@@ -8118,9 +8567,9 @@
         </w:pict>
       </w:r>
     </w:p>
-    <w:bookmarkEnd w:id="49"/>
     <w:bookmarkEnd w:id="50"/>
-    <w:bookmarkStart w:id="52" w:name="couple-side-filter-ux-consumed-by-0047"/>
+    <w:bookmarkEnd w:id="51"/>
+    <w:bookmarkStart w:id="53" w:name="couple-side-filter-ux-consumed-by-0047"/>
     <w:p>
       <w:pPr>
         <w:pStyle w:val="Heading2"/>
@@ -8131,7 +8580,7 @@
       <w:r>
         <w:t xml:space="preserve"> </w:t>
       </w:r>
-      <w:hyperlink r:id="rId12">
+      <w:hyperlink r:id="rId13">
         <w:r>
           <w:rPr>
             <w:rStyle w:val="Hyperlink"/>
@@ -8319,7 +8768,7 @@
         <w:t xml:space="preserve">, not static. Same React component, different schemas, different filters rendered.</w:t>
       </w:r>
     </w:p>
-    <w:bookmarkStart w:id="51" w:name="default-filters-from-event-context"/>
+    <w:bookmarkStart w:id="52" w:name="default-filters-from-event-context"/>
     <w:p>
       <w:pPr>
         <w:pStyle w:val="Heading3"/>
@@ -8427,9 +8876,9 @@
         </w:pict>
       </w:r>
     </w:p>
-    <w:bookmarkEnd w:id="51"/>
     <w:bookmarkEnd w:id="52"/>
-    <w:bookmarkStart w:id="54" w:name="schema-evolution"/>
+    <w:bookmarkEnd w:id="53"/>
+    <w:bookmarkStart w:id="55" w:name="schema-evolution"/>
     <w:p>
       <w:pPr>
         <w:pStyle w:val="Heading2"/>
@@ -8653,7 +9102,7 @@
       <w:r>
         <w:t xml:space="preserve">(</w:t>
       </w:r>
-      <w:hyperlink r:id="rId53">
+      <w:hyperlink r:id="rId54">
         <w:r>
           <w:rPr>
             <w:rStyle w:val="Hyperlink"/>
@@ -8744,8 +9193,8 @@
         </w:pict>
       </w:r>
     </w:p>
-    <w:bookmarkEnd w:id="54"/>
-    <w:bookmarkStart w:id="57" w:name="quality-control"/>
+    <w:bookmarkEnd w:id="55"/>
+    <w:bookmarkStart w:id="58" w:name="quality-control"/>
     <w:p>
       <w:pPr>
         <w:pStyle w:val="Heading2"/>
@@ -8820,7 +9269,7 @@
       <w:r>
         <w:t xml:space="preserve"> </w:t>
       </w:r>
-      <w:hyperlink r:id="rId55">
+      <w:hyperlink r:id="rId56">
         <w:r>
           <w:rPr>
             <w:rStyle w:val="Hyperlink"/>
@@ -8875,7 +9324,7 @@
       <w:r>
         <w:t xml:space="preserve">(</w:t>
       </w:r>
-      <w:hyperlink r:id="rId53">
+      <w:hyperlink r:id="rId54">
         <w:r>
           <w:rPr>
             <w:rStyle w:val="Hyperlink"/>
@@ -8911,7 +9360,7 @@
       <w:r>
         <w:t xml:space="preserve"> </w:t>
       </w:r>
-      <w:hyperlink r:id="rId56">
+      <w:hyperlink r:id="rId57">
         <w:r>
           <w:rPr>
             <w:rStyle w:val="Hyperlink"/>
@@ -8961,8 +9410,8 @@
         </w:pict>
       </w:r>
     </w:p>
-    <w:bookmarkEnd w:id="57"/>
-    <w:bookmarkStart w:id="58" w:name="edge-cases"/>
+    <w:bookmarkEnd w:id="58"/>
+    <w:bookmarkStart w:id="59" w:name="edge-cases"/>
     <w:p>
       <w:pPr>
         <w:pStyle w:val="Heading2"/>
@@ -9169,8 +9618,8 @@
         </w:pict>
       </w:r>
     </w:p>
-    <w:bookmarkEnd w:id="58"/>
-    <w:bookmarkStart w:id="60" w:name="open-questions"/>
+    <w:bookmarkEnd w:id="59"/>
+    <w:bookmarkStart w:id="61" w:name="open-questions"/>
     <w:p>
       <w:pPr>
         <w:pStyle w:val="Heading2"/>
@@ -9521,7 +9970,7 @@
       <w:r>
         <w:t xml:space="preserve">(</w:t>
       </w:r>
-      <w:hyperlink r:id="rId59">
+      <w:hyperlink r:id="rId60">
         <w:r>
           <w:rPr>
             <w:rStyle w:val="Hyperlink"/>
@@ -9538,7 +9987,7 @@
       <w:r>
         <w:t xml:space="preserve"> </w:t>
       </w:r>
-      <w:hyperlink r:id="rId9">
+      <w:hyperlink r:id="rId10">
         <w:r>
           <w:rPr>
             <w:rStyle w:val="Hyperlink"/>
@@ -9622,8 +10071,8 @@
         </w:pict>
       </w:r>
     </w:p>
-    <w:bookmarkEnd w:id="60"/>
-    <w:bookmarkStart w:id="62" w:name="cross-references"/>
+    <w:bookmarkEnd w:id="61"/>
+    <w:bookmarkStart w:id="63" w:name="cross-references"/>
     <w:p>
       <w:pPr>
         <w:pStyle w:val="Heading2"/>
@@ -9646,7 +10095,7 @@
       <w:r>
         <w:t xml:space="preserve"> </w:t>
       </w:r>
-      <w:hyperlink r:id="rId10">
+      <w:hyperlink r:id="rId11">
         <w:r>
           <w:rPr>
             <w:rStyle w:val="Hyperlink"/>
@@ -9663,7 +10112,7 @@
       <w:r>
         <w:t xml:space="preserve"> </w:t>
       </w:r>
-      <w:hyperlink r:id="rId9">
+      <w:hyperlink r:id="rId10">
         <w:r>
           <w:rPr>
             <w:rStyle w:val="Hyperlink"/>
@@ -9680,7 +10129,7 @@
       <w:r>
         <w:t xml:space="preserve"> </w:t>
       </w:r>
-      <w:hyperlink r:id="rId11">
+      <w:hyperlink r:id="rId12">
         <w:r>
           <w:rPr>
             <w:rStyle w:val="Hyperlink"/>
@@ -9766,7 +10215,7 @@
       <w:r>
         <w:t xml:space="preserve"> </w:t>
       </w:r>
-      <w:hyperlink r:id="rId61">
+      <w:hyperlink r:id="rId62">
         <w:r>
           <w:rPr>
             <w:rStyle w:val="Hyperlink"/>
@@ -9783,7 +10232,7 @@
       <w:r>
         <w:t xml:space="preserve"> </w:t>
       </w:r>
-      <w:hyperlink r:id="rId13">
+      <w:hyperlink r:id="rId14">
         <w:r>
           <w:rPr>
             <w:rStyle w:val="Hyperlink"/>
@@ -9800,7 +10249,7 @@
       <w:r>
         <w:t xml:space="preserve"> </w:t>
       </w:r>
-      <w:hyperlink r:id="rId12">
+      <w:hyperlink r:id="rId13">
         <w:r>
           <w:rPr>
             <w:rStyle w:val="Hyperlink"/>
@@ -9822,8 +10271,8 @@
         </w:pict>
       </w:r>
     </w:p>
-    <w:bookmarkEnd w:id="62"/>
-    <w:bookmarkStart w:id="63" w:name="decision-log"/>
+    <w:bookmarkEnd w:id="63"/>
+    <w:bookmarkStart w:id="64" w:name="decision-log"/>
     <w:p>
       <w:pPr>
         <w:pStyle w:val="Heading2"/>
@@ -9854,8 +10303,8 @@
         <w:t xml:space="preserve">Per-category attribute schemas framework locked. Shared attribute groups (faith_compatibility, dietary_accommodations, geographic_service_areas, pricing_signal, vendor_credentials) consumed by multiple canonical_services. Catering schema includes the faith-compatibility group with halal_certified / halal_compatible / inc_friendly / kosher_certified / kosher_compatible / vegetarian_capable / vegan_capable / lenten_compliant / allergen_aware tags. Lechonero edge case (self-filtering for Muslim) covered via vendor compatibility tags from 0043. V1.1 ships schemas for 15 top canonical_services; remaining ~100 roll out V1.2+.</w:t>
       </w:r>
     </w:p>
-    <w:bookmarkEnd w:id="63"/>
     <w:bookmarkEnd w:id="64"/>
+    <w:bookmarkEnd w:id="65"/>
     <w:sectPr>
       <w:footnotePr>
         <w:numRestart w:val="eachSect"/>
